--- a/System Architecture.docx
+++ b/System Architecture.docx
@@ -1077,6 +1077,377 @@
         <w:t xml:space="preserve"> operations</w:t>
       </w:r>
     </w:p>
+    <w:p>
+      <w:pPr>
+        <w:rPr>
+          <w:b/>
+          <w:bCs/>
+        </w:rPr>
+      </w:pPr>
+      <w:r>
+        <w:rPr>
+          <w:b/>
+          <w:bCs/>
+        </w:rPr>
+        <w:t>Document Upload</w:t>
+      </w:r>
+    </w:p>
+    <w:p>
+      <w:pPr>
+        <w:rPr>
+          <w:b/>
+          <w:bCs/>
+        </w:rPr>
+      </w:pPr>
+      <w:r>
+        <w:rPr>
+          <w:b/>
+          <w:bCs/>
+        </w:rPr>
+        <w:t> Technical Features:</w:t>
+      </w:r>
+    </w:p>
+    <w:p>
+      <w:pPr>
+        <w:rPr>
+          <w:b/>
+          <w:bCs/>
+        </w:rPr>
+      </w:pPr>
+      <w:r>
+        <w:rPr>
+          <w:b/>
+          <w:bCs/>
+        </w:rPr>
+        <w:t>File Support:</w:t>
+      </w:r>
+    </w:p>
+    <w:p>
+      <w:pPr>
+        <w:numPr>
+          <w:ilvl w:val="0"/>
+          <w:numId w:val="70"/>
+        </w:numPr>
+        <w:rPr>
+          <w:b/>
+          <w:bCs/>
+        </w:rPr>
+      </w:pPr>
+      <w:r>
+        <w:rPr>
+          <w:b/>
+          <w:bCs/>
+        </w:rPr>
+        <w:t xml:space="preserve">Images: JPG, PNG, GIF, BMP, </w:t>
+      </w:r>
+      <w:proofErr w:type="spellStart"/>
+      <w:r>
+        <w:rPr>
+          <w:b/>
+          <w:bCs/>
+        </w:rPr>
+        <w:t>WebP</w:t>
+      </w:r>
+      <w:proofErr w:type="spellEnd"/>
+    </w:p>
+    <w:p>
+      <w:pPr>
+        <w:numPr>
+          <w:ilvl w:val="0"/>
+          <w:numId w:val="71"/>
+        </w:numPr>
+        <w:rPr>
+          <w:b/>
+          <w:bCs/>
+        </w:rPr>
+      </w:pPr>
+      <w:r>
+        <w:rPr>
+          <w:b/>
+          <w:bCs/>
+        </w:rPr>
+        <w:t>Documents: PDF, DOC, DOCX</w:t>
+      </w:r>
+    </w:p>
+    <w:p>
+      <w:pPr>
+        <w:numPr>
+          <w:ilvl w:val="0"/>
+          <w:numId w:val="72"/>
+        </w:numPr>
+        <w:rPr>
+          <w:b/>
+          <w:bCs/>
+        </w:rPr>
+      </w:pPr>
+      <w:r>
+        <w:rPr>
+          <w:b/>
+          <w:bCs/>
+        </w:rPr>
+        <w:t>Size Limit: 10MB per file</w:t>
+      </w:r>
+    </w:p>
+    <w:p>
+      <w:pPr>
+        <w:numPr>
+          <w:ilvl w:val="0"/>
+          <w:numId w:val="73"/>
+        </w:numPr>
+        <w:rPr>
+          <w:b/>
+          <w:bCs/>
+        </w:rPr>
+      </w:pPr>
+      <w:r>
+        <w:rPr>
+          <w:b/>
+          <w:bCs/>
+        </w:rPr>
+        <w:t>Multiple Files: Batch upload support</w:t>
+      </w:r>
+    </w:p>
+    <w:p>
+      <w:pPr>
+        <w:rPr>
+          <w:b/>
+          <w:bCs/>
+        </w:rPr>
+      </w:pPr>
+      <w:proofErr w:type="spellStart"/>
+      <w:r>
+        <w:rPr>
+          <w:b/>
+          <w:bCs/>
+        </w:rPr>
+        <w:lastRenderedPageBreak/>
+        <w:t>Cloudinary</w:t>
+      </w:r>
+      <w:proofErr w:type="spellEnd"/>
+      <w:r>
+        <w:rPr>
+          <w:b/>
+          <w:bCs/>
+        </w:rPr>
+        <w:t xml:space="preserve"> Integration:</w:t>
+      </w:r>
+    </w:p>
+    <w:p>
+      <w:pPr>
+        <w:numPr>
+          <w:ilvl w:val="0"/>
+          <w:numId w:val="74"/>
+        </w:numPr>
+        <w:rPr>
+          <w:b/>
+          <w:bCs/>
+        </w:rPr>
+      </w:pPr>
+      <w:r>
+        <w:rPr>
+          <w:b/>
+          <w:bCs/>
+        </w:rPr>
+        <w:t xml:space="preserve">Automatic Upload - Files uploaded to </w:t>
+      </w:r>
+      <w:proofErr w:type="spellStart"/>
+      <w:r>
+        <w:rPr>
+          <w:b/>
+          <w:bCs/>
+        </w:rPr>
+        <w:t>Cloudinary</w:t>
+      </w:r>
+      <w:proofErr w:type="spellEnd"/>
+      <w:r>
+        <w:rPr>
+          <w:b/>
+          <w:bCs/>
+        </w:rPr>
+        <w:t xml:space="preserve"> with public IDs</w:t>
+      </w:r>
+    </w:p>
+    <w:p>
+      <w:pPr>
+        <w:numPr>
+          <w:ilvl w:val="0"/>
+          <w:numId w:val="75"/>
+        </w:numPr>
+        <w:rPr>
+          <w:b/>
+          <w:bCs/>
+        </w:rPr>
+      </w:pPr>
+      <w:r>
+        <w:rPr>
+          <w:b/>
+          <w:bCs/>
+        </w:rPr>
+        <w:t>Organized Storage - Files stored in </w:t>
+      </w:r>
+      <w:proofErr w:type="spellStart"/>
+      <w:r>
+        <w:rPr>
+          <w:b/>
+          <w:bCs/>
+        </w:rPr>
+        <w:t>college_admissions</w:t>
+      </w:r>
+      <w:proofErr w:type="spellEnd"/>
+      <w:r>
+        <w:rPr>
+          <w:b/>
+          <w:bCs/>
+        </w:rPr>
+        <w:t> folder</w:t>
+      </w:r>
+    </w:p>
+    <w:p>
+      <w:pPr>
+        <w:numPr>
+          <w:ilvl w:val="0"/>
+          <w:numId w:val="76"/>
+        </w:numPr>
+        <w:rPr>
+          <w:b/>
+          <w:bCs/>
+        </w:rPr>
+      </w:pPr>
+      <w:r>
+        <w:rPr>
+          <w:b/>
+          <w:bCs/>
+        </w:rPr>
+        <w:t>Tagged Files - All files tagged as </w:t>
+      </w:r>
+      <w:proofErr w:type="spellStart"/>
+      <w:r>
+        <w:rPr>
+          <w:b/>
+          <w:bCs/>
+        </w:rPr>
+        <w:t>admission_documents</w:t>
+      </w:r>
+      <w:proofErr w:type="spellEnd"/>
+    </w:p>
+    <w:p>
+      <w:pPr>
+        <w:numPr>
+          <w:ilvl w:val="0"/>
+          <w:numId w:val="77"/>
+        </w:numPr>
+        <w:rPr>
+          <w:b/>
+          <w:bCs/>
+        </w:rPr>
+      </w:pPr>
+      <w:r>
+        <w:rPr>
+          <w:b/>
+          <w:bCs/>
+        </w:rPr>
+        <w:t>Secure URLs - Generated secure URLs for file access</w:t>
+      </w:r>
+    </w:p>
+    <w:p>
+      <w:pPr>
+        <w:rPr>
+          <w:b/>
+          <w:bCs/>
+        </w:rPr>
+      </w:pPr>
+      <w:r>
+        <w:rPr>
+          <w:b/>
+          <w:bCs/>
+        </w:rPr>
+        <w:t>Second Model Integration:</w:t>
+      </w:r>
+    </w:p>
+    <w:p>
+      <w:pPr>
+        <w:numPr>
+          <w:ilvl w:val="0"/>
+          <w:numId w:val="78"/>
+        </w:numPr>
+        <w:rPr>
+          <w:b/>
+          <w:bCs/>
+        </w:rPr>
+      </w:pPr>
+      <w:r>
+        <w:rPr>
+          <w:b/>
+          <w:bCs/>
+        </w:rPr>
+        <w:t>Automatic Classification - Documents automatically classified by type</w:t>
+      </w:r>
+    </w:p>
+    <w:p>
+      <w:pPr>
+        <w:numPr>
+          <w:ilvl w:val="0"/>
+          <w:numId w:val="79"/>
+        </w:numPr>
+        <w:rPr>
+          <w:b/>
+          <w:bCs/>
+        </w:rPr>
+      </w:pPr>
+      <w:r>
+        <w:rPr>
+          <w:b/>
+          <w:bCs/>
+        </w:rPr>
+        <w:t>Data Extraction - Structured data extracted from each document</w:t>
+      </w:r>
+    </w:p>
+    <w:p>
+      <w:pPr>
+        <w:numPr>
+          <w:ilvl w:val="0"/>
+          <w:numId w:val="80"/>
+        </w:numPr>
+        <w:rPr>
+          <w:b/>
+          <w:bCs/>
+        </w:rPr>
+      </w:pPr>
+      <w:r>
+        <w:rPr>
+          <w:b/>
+          <w:bCs/>
+        </w:rPr>
+        <w:t>Confidence Scoring - Classification confidence levels</w:t>
+      </w:r>
+    </w:p>
+    <w:p>
+      <w:pPr>
+        <w:numPr>
+          <w:ilvl w:val="0"/>
+          <w:numId w:val="81"/>
+        </w:numPr>
+        <w:rPr>
+          <w:b/>
+          <w:bCs/>
+        </w:rPr>
+      </w:pPr>
+      <w:r>
+        <w:rPr>
+          <w:b/>
+          <w:bCs/>
+        </w:rPr>
+        <w:t>Fallback System - Mock classification for development</w:t>
+      </w:r>
+    </w:p>
+    <w:p>
+      <w:pPr>
+        <w:rPr>
+          <w:b/>
+          <w:bCs/>
+        </w:rPr>
+      </w:pPr>
+    </w:p>
     <w:p/>
     <w:p>
       <w:pPr>
@@ -1245,6 +1616,155 @@
     </w:lvl>
   </w:abstractNum>
   <w:abstractNum w:abstractNumId="1" w15:restartNumberingAfterBreak="0">
+    <w:nsid w:val="06742D1F"/>
+    <w:multiLevelType w:val="multilevel"/>
+    <w:tmpl w:val="960485F6"/>
+    <w:lvl w:ilvl="0">
+      <w:start w:val="1"/>
+      <w:numFmt w:val="bullet"/>
+      <w:lvlText w:val=""/>
+      <w:lvlJc w:val="left"/>
+      <w:pPr>
+        <w:tabs>
+          <w:tab w:val="num" w:pos="720"/>
+        </w:tabs>
+        <w:ind w:left="720" w:hanging="360"/>
+      </w:pPr>
+      <w:rPr>
+        <w:rFonts w:ascii="Symbol" w:hAnsi="Symbol" w:hint="default"/>
+        <w:sz w:val="20"/>
+      </w:rPr>
+    </w:lvl>
+    <w:lvl w:ilvl="1" w:tentative="1">
+      <w:start w:val="1"/>
+      <w:numFmt w:val="bullet"/>
+      <w:lvlText w:val="o"/>
+      <w:lvlJc w:val="left"/>
+      <w:pPr>
+        <w:tabs>
+          <w:tab w:val="num" w:pos="1440"/>
+        </w:tabs>
+        <w:ind w:left="1440" w:hanging="360"/>
+      </w:pPr>
+      <w:rPr>
+        <w:rFonts w:ascii="Courier New" w:hAnsi="Courier New" w:hint="default"/>
+        <w:sz w:val="20"/>
+      </w:rPr>
+    </w:lvl>
+    <w:lvl w:ilvl="2" w:tentative="1">
+      <w:start w:val="1"/>
+      <w:numFmt w:val="bullet"/>
+      <w:lvlText w:val=""/>
+      <w:lvlJc w:val="left"/>
+      <w:pPr>
+        <w:tabs>
+          <w:tab w:val="num" w:pos="2160"/>
+        </w:tabs>
+        <w:ind w:left="2160" w:hanging="360"/>
+      </w:pPr>
+      <w:rPr>
+        <w:rFonts w:ascii="Wingdings" w:hAnsi="Wingdings" w:hint="default"/>
+        <w:sz w:val="20"/>
+      </w:rPr>
+    </w:lvl>
+    <w:lvl w:ilvl="3" w:tentative="1">
+      <w:start w:val="1"/>
+      <w:numFmt w:val="bullet"/>
+      <w:lvlText w:val=""/>
+      <w:lvlJc w:val="left"/>
+      <w:pPr>
+        <w:tabs>
+          <w:tab w:val="num" w:pos="2880"/>
+        </w:tabs>
+        <w:ind w:left="2880" w:hanging="360"/>
+      </w:pPr>
+      <w:rPr>
+        <w:rFonts w:ascii="Wingdings" w:hAnsi="Wingdings" w:hint="default"/>
+        <w:sz w:val="20"/>
+      </w:rPr>
+    </w:lvl>
+    <w:lvl w:ilvl="4" w:tentative="1">
+      <w:start w:val="1"/>
+      <w:numFmt w:val="bullet"/>
+      <w:lvlText w:val=""/>
+      <w:lvlJc w:val="left"/>
+      <w:pPr>
+        <w:tabs>
+          <w:tab w:val="num" w:pos="3600"/>
+        </w:tabs>
+        <w:ind w:left="3600" w:hanging="360"/>
+      </w:pPr>
+      <w:rPr>
+        <w:rFonts w:ascii="Wingdings" w:hAnsi="Wingdings" w:hint="default"/>
+        <w:sz w:val="20"/>
+      </w:rPr>
+    </w:lvl>
+    <w:lvl w:ilvl="5" w:tentative="1">
+      <w:start w:val="1"/>
+      <w:numFmt w:val="bullet"/>
+      <w:lvlText w:val=""/>
+      <w:lvlJc w:val="left"/>
+      <w:pPr>
+        <w:tabs>
+          <w:tab w:val="num" w:pos="4320"/>
+        </w:tabs>
+        <w:ind w:left="4320" w:hanging="360"/>
+      </w:pPr>
+      <w:rPr>
+        <w:rFonts w:ascii="Wingdings" w:hAnsi="Wingdings" w:hint="default"/>
+        <w:sz w:val="20"/>
+      </w:rPr>
+    </w:lvl>
+    <w:lvl w:ilvl="6" w:tentative="1">
+      <w:start w:val="1"/>
+      <w:numFmt w:val="bullet"/>
+      <w:lvlText w:val=""/>
+      <w:lvlJc w:val="left"/>
+      <w:pPr>
+        <w:tabs>
+          <w:tab w:val="num" w:pos="5040"/>
+        </w:tabs>
+        <w:ind w:left="5040" w:hanging="360"/>
+      </w:pPr>
+      <w:rPr>
+        <w:rFonts w:ascii="Wingdings" w:hAnsi="Wingdings" w:hint="default"/>
+        <w:sz w:val="20"/>
+      </w:rPr>
+    </w:lvl>
+    <w:lvl w:ilvl="7" w:tentative="1">
+      <w:start w:val="1"/>
+      <w:numFmt w:val="bullet"/>
+      <w:lvlText w:val=""/>
+      <w:lvlJc w:val="left"/>
+      <w:pPr>
+        <w:tabs>
+          <w:tab w:val="num" w:pos="5760"/>
+        </w:tabs>
+        <w:ind w:left="5760" w:hanging="360"/>
+      </w:pPr>
+      <w:rPr>
+        <w:rFonts w:ascii="Wingdings" w:hAnsi="Wingdings" w:hint="default"/>
+        <w:sz w:val="20"/>
+      </w:rPr>
+    </w:lvl>
+    <w:lvl w:ilvl="8" w:tentative="1">
+      <w:start w:val="1"/>
+      <w:numFmt w:val="bullet"/>
+      <w:lvlText w:val=""/>
+      <w:lvlJc w:val="left"/>
+      <w:pPr>
+        <w:tabs>
+          <w:tab w:val="num" w:pos="6480"/>
+        </w:tabs>
+        <w:ind w:left="6480" w:hanging="360"/>
+      </w:pPr>
+      <w:rPr>
+        <w:rFonts w:ascii="Wingdings" w:hAnsi="Wingdings" w:hint="default"/>
+        <w:sz w:val="20"/>
+      </w:rPr>
+    </w:lvl>
+  </w:abstractNum>
+  <w:abstractNum w:abstractNumId="2" w15:restartNumberingAfterBreak="0">
     <w:nsid w:val="06E65095"/>
     <w:multiLevelType w:val="multilevel"/>
     <w:tmpl w:val="49523CF2"/>
@@ -1393,7 +1913,7 @@
       </w:rPr>
     </w:lvl>
   </w:abstractNum>
-  <w:abstractNum w:abstractNumId="2" w15:restartNumberingAfterBreak="0">
+  <w:abstractNum w:abstractNumId="3" w15:restartNumberingAfterBreak="0">
     <w:nsid w:val="07822828"/>
     <w:multiLevelType w:val="multilevel"/>
     <w:tmpl w:val="63369E06"/>
@@ -1542,7 +2062,7 @@
       </w:rPr>
     </w:lvl>
   </w:abstractNum>
-  <w:abstractNum w:abstractNumId="3" w15:restartNumberingAfterBreak="0">
+  <w:abstractNum w:abstractNumId="4" w15:restartNumberingAfterBreak="0">
     <w:nsid w:val="0A934E11"/>
     <w:multiLevelType w:val="multilevel"/>
     <w:tmpl w:val="660A2504"/>
@@ -1691,7 +2211,7 @@
       </w:rPr>
     </w:lvl>
   </w:abstractNum>
-  <w:abstractNum w:abstractNumId="4" w15:restartNumberingAfterBreak="0">
+  <w:abstractNum w:abstractNumId="5" w15:restartNumberingAfterBreak="0">
     <w:nsid w:val="0B642DE7"/>
     <w:multiLevelType w:val="multilevel"/>
     <w:tmpl w:val="866AFC98"/>
@@ -1840,7 +2360,7 @@
       </w:rPr>
     </w:lvl>
   </w:abstractNum>
-  <w:abstractNum w:abstractNumId="5" w15:restartNumberingAfterBreak="0">
+  <w:abstractNum w:abstractNumId="6" w15:restartNumberingAfterBreak="0">
     <w:nsid w:val="0D412D81"/>
     <w:multiLevelType w:val="multilevel"/>
     <w:tmpl w:val="E0CC9E8E"/>
@@ -1989,7 +2509,7 @@
       </w:rPr>
     </w:lvl>
   </w:abstractNum>
-  <w:abstractNum w:abstractNumId="6" w15:restartNumberingAfterBreak="0">
+  <w:abstractNum w:abstractNumId="7" w15:restartNumberingAfterBreak="0">
     <w:nsid w:val="0D900ECA"/>
     <w:multiLevelType w:val="multilevel"/>
     <w:tmpl w:val="3CD42308"/>
@@ -2138,7 +2658,7 @@
       </w:rPr>
     </w:lvl>
   </w:abstractNum>
-  <w:abstractNum w:abstractNumId="7" w15:restartNumberingAfterBreak="0">
+  <w:abstractNum w:abstractNumId="8" w15:restartNumberingAfterBreak="0">
     <w:nsid w:val="0DFB0459"/>
     <w:multiLevelType w:val="multilevel"/>
     <w:tmpl w:val="05A0271A"/>
@@ -2287,7 +2807,7 @@
       </w:rPr>
     </w:lvl>
   </w:abstractNum>
-  <w:abstractNum w:abstractNumId="8" w15:restartNumberingAfterBreak="0">
+  <w:abstractNum w:abstractNumId="9" w15:restartNumberingAfterBreak="0">
     <w:nsid w:val="112B62B0"/>
     <w:multiLevelType w:val="multilevel"/>
     <w:tmpl w:val="96362046"/>
@@ -2400,7 +2920,7 @@
       </w:pPr>
     </w:lvl>
   </w:abstractNum>
-  <w:abstractNum w:abstractNumId="9" w15:restartNumberingAfterBreak="0">
+  <w:abstractNum w:abstractNumId="10" w15:restartNumberingAfterBreak="0">
     <w:nsid w:val="123A6BC5"/>
     <w:multiLevelType w:val="multilevel"/>
     <w:tmpl w:val="6A2802B2"/>
@@ -2549,7 +3069,7 @@
       </w:rPr>
     </w:lvl>
   </w:abstractNum>
-  <w:abstractNum w:abstractNumId="10" w15:restartNumberingAfterBreak="0">
+  <w:abstractNum w:abstractNumId="11" w15:restartNumberingAfterBreak="0">
     <w:nsid w:val="12864C8D"/>
     <w:multiLevelType w:val="multilevel"/>
     <w:tmpl w:val="144C2C3A"/>
@@ -2698,7 +3218,7 @@
       </w:rPr>
     </w:lvl>
   </w:abstractNum>
-  <w:abstractNum w:abstractNumId="11" w15:restartNumberingAfterBreak="0">
+  <w:abstractNum w:abstractNumId="12" w15:restartNumberingAfterBreak="0">
     <w:nsid w:val="143016B5"/>
     <w:multiLevelType w:val="multilevel"/>
     <w:tmpl w:val="BA3E949A"/>
@@ -2847,7 +3367,7 @@
       </w:rPr>
     </w:lvl>
   </w:abstractNum>
-  <w:abstractNum w:abstractNumId="12" w15:restartNumberingAfterBreak="0">
+  <w:abstractNum w:abstractNumId="13" w15:restartNumberingAfterBreak="0">
     <w:nsid w:val="14C874CE"/>
     <w:multiLevelType w:val="multilevel"/>
     <w:tmpl w:val="8920FB2A"/>
@@ -2996,7 +3516,156 @@
       </w:rPr>
     </w:lvl>
   </w:abstractNum>
-  <w:abstractNum w:abstractNumId="13" w15:restartNumberingAfterBreak="0">
+  <w:abstractNum w:abstractNumId="14" w15:restartNumberingAfterBreak="0">
+    <w:nsid w:val="1F0F4568"/>
+    <w:multiLevelType w:val="multilevel"/>
+    <w:tmpl w:val="B308ABC6"/>
+    <w:lvl w:ilvl="0">
+      <w:start w:val="1"/>
+      <w:numFmt w:val="bullet"/>
+      <w:lvlText w:val=""/>
+      <w:lvlJc w:val="left"/>
+      <w:pPr>
+        <w:tabs>
+          <w:tab w:val="num" w:pos="720"/>
+        </w:tabs>
+        <w:ind w:left="720" w:hanging="360"/>
+      </w:pPr>
+      <w:rPr>
+        <w:rFonts w:ascii="Symbol" w:hAnsi="Symbol" w:hint="default"/>
+        <w:sz w:val="20"/>
+      </w:rPr>
+    </w:lvl>
+    <w:lvl w:ilvl="1" w:tentative="1">
+      <w:start w:val="1"/>
+      <w:numFmt w:val="bullet"/>
+      <w:lvlText w:val="o"/>
+      <w:lvlJc w:val="left"/>
+      <w:pPr>
+        <w:tabs>
+          <w:tab w:val="num" w:pos="1440"/>
+        </w:tabs>
+        <w:ind w:left="1440" w:hanging="360"/>
+      </w:pPr>
+      <w:rPr>
+        <w:rFonts w:ascii="Courier New" w:hAnsi="Courier New" w:hint="default"/>
+        <w:sz w:val="20"/>
+      </w:rPr>
+    </w:lvl>
+    <w:lvl w:ilvl="2" w:tentative="1">
+      <w:start w:val="1"/>
+      <w:numFmt w:val="bullet"/>
+      <w:lvlText w:val=""/>
+      <w:lvlJc w:val="left"/>
+      <w:pPr>
+        <w:tabs>
+          <w:tab w:val="num" w:pos="2160"/>
+        </w:tabs>
+        <w:ind w:left="2160" w:hanging="360"/>
+      </w:pPr>
+      <w:rPr>
+        <w:rFonts w:ascii="Wingdings" w:hAnsi="Wingdings" w:hint="default"/>
+        <w:sz w:val="20"/>
+      </w:rPr>
+    </w:lvl>
+    <w:lvl w:ilvl="3" w:tentative="1">
+      <w:start w:val="1"/>
+      <w:numFmt w:val="bullet"/>
+      <w:lvlText w:val=""/>
+      <w:lvlJc w:val="left"/>
+      <w:pPr>
+        <w:tabs>
+          <w:tab w:val="num" w:pos="2880"/>
+        </w:tabs>
+        <w:ind w:left="2880" w:hanging="360"/>
+      </w:pPr>
+      <w:rPr>
+        <w:rFonts w:ascii="Wingdings" w:hAnsi="Wingdings" w:hint="default"/>
+        <w:sz w:val="20"/>
+      </w:rPr>
+    </w:lvl>
+    <w:lvl w:ilvl="4" w:tentative="1">
+      <w:start w:val="1"/>
+      <w:numFmt w:val="bullet"/>
+      <w:lvlText w:val=""/>
+      <w:lvlJc w:val="left"/>
+      <w:pPr>
+        <w:tabs>
+          <w:tab w:val="num" w:pos="3600"/>
+        </w:tabs>
+        <w:ind w:left="3600" w:hanging="360"/>
+      </w:pPr>
+      <w:rPr>
+        <w:rFonts w:ascii="Wingdings" w:hAnsi="Wingdings" w:hint="default"/>
+        <w:sz w:val="20"/>
+      </w:rPr>
+    </w:lvl>
+    <w:lvl w:ilvl="5" w:tentative="1">
+      <w:start w:val="1"/>
+      <w:numFmt w:val="bullet"/>
+      <w:lvlText w:val=""/>
+      <w:lvlJc w:val="left"/>
+      <w:pPr>
+        <w:tabs>
+          <w:tab w:val="num" w:pos="4320"/>
+        </w:tabs>
+        <w:ind w:left="4320" w:hanging="360"/>
+      </w:pPr>
+      <w:rPr>
+        <w:rFonts w:ascii="Wingdings" w:hAnsi="Wingdings" w:hint="default"/>
+        <w:sz w:val="20"/>
+      </w:rPr>
+    </w:lvl>
+    <w:lvl w:ilvl="6" w:tentative="1">
+      <w:start w:val="1"/>
+      <w:numFmt w:val="bullet"/>
+      <w:lvlText w:val=""/>
+      <w:lvlJc w:val="left"/>
+      <w:pPr>
+        <w:tabs>
+          <w:tab w:val="num" w:pos="5040"/>
+        </w:tabs>
+        <w:ind w:left="5040" w:hanging="360"/>
+      </w:pPr>
+      <w:rPr>
+        <w:rFonts w:ascii="Wingdings" w:hAnsi="Wingdings" w:hint="default"/>
+        <w:sz w:val="20"/>
+      </w:rPr>
+    </w:lvl>
+    <w:lvl w:ilvl="7" w:tentative="1">
+      <w:start w:val="1"/>
+      <w:numFmt w:val="bullet"/>
+      <w:lvlText w:val=""/>
+      <w:lvlJc w:val="left"/>
+      <w:pPr>
+        <w:tabs>
+          <w:tab w:val="num" w:pos="5760"/>
+        </w:tabs>
+        <w:ind w:left="5760" w:hanging="360"/>
+      </w:pPr>
+      <w:rPr>
+        <w:rFonts w:ascii="Wingdings" w:hAnsi="Wingdings" w:hint="default"/>
+        <w:sz w:val="20"/>
+      </w:rPr>
+    </w:lvl>
+    <w:lvl w:ilvl="8" w:tentative="1">
+      <w:start w:val="1"/>
+      <w:numFmt w:val="bullet"/>
+      <w:lvlText w:val=""/>
+      <w:lvlJc w:val="left"/>
+      <w:pPr>
+        <w:tabs>
+          <w:tab w:val="num" w:pos="6480"/>
+        </w:tabs>
+        <w:ind w:left="6480" w:hanging="360"/>
+      </w:pPr>
+      <w:rPr>
+        <w:rFonts w:ascii="Wingdings" w:hAnsi="Wingdings" w:hint="default"/>
+        <w:sz w:val="20"/>
+      </w:rPr>
+    </w:lvl>
+  </w:abstractNum>
+  <w:abstractNum w:abstractNumId="15" w15:restartNumberingAfterBreak="0">
     <w:nsid w:val="227215DE"/>
     <w:multiLevelType w:val="multilevel"/>
     <w:tmpl w:val="14380580"/>
@@ -3109,7 +3778,156 @@
       </w:pPr>
     </w:lvl>
   </w:abstractNum>
-  <w:abstractNum w:abstractNumId="14" w15:restartNumberingAfterBreak="0">
+  <w:abstractNum w:abstractNumId="16" w15:restartNumberingAfterBreak="0">
+    <w:nsid w:val="2455792A"/>
+    <w:multiLevelType w:val="multilevel"/>
+    <w:tmpl w:val="087CD782"/>
+    <w:lvl w:ilvl="0">
+      <w:start w:val="1"/>
+      <w:numFmt w:val="bullet"/>
+      <w:lvlText w:val=""/>
+      <w:lvlJc w:val="left"/>
+      <w:pPr>
+        <w:tabs>
+          <w:tab w:val="num" w:pos="720"/>
+        </w:tabs>
+        <w:ind w:left="720" w:hanging="360"/>
+      </w:pPr>
+      <w:rPr>
+        <w:rFonts w:ascii="Symbol" w:hAnsi="Symbol" w:hint="default"/>
+        <w:sz w:val="20"/>
+      </w:rPr>
+    </w:lvl>
+    <w:lvl w:ilvl="1" w:tentative="1">
+      <w:start w:val="1"/>
+      <w:numFmt w:val="bullet"/>
+      <w:lvlText w:val="o"/>
+      <w:lvlJc w:val="left"/>
+      <w:pPr>
+        <w:tabs>
+          <w:tab w:val="num" w:pos="1440"/>
+        </w:tabs>
+        <w:ind w:left="1440" w:hanging="360"/>
+      </w:pPr>
+      <w:rPr>
+        <w:rFonts w:ascii="Courier New" w:hAnsi="Courier New" w:hint="default"/>
+        <w:sz w:val="20"/>
+      </w:rPr>
+    </w:lvl>
+    <w:lvl w:ilvl="2" w:tentative="1">
+      <w:start w:val="1"/>
+      <w:numFmt w:val="bullet"/>
+      <w:lvlText w:val=""/>
+      <w:lvlJc w:val="left"/>
+      <w:pPr>
+        <w:tabs>
+          <w:tab w:val="num" w:pos="2160"/>
+        </w:tabs>
+        <w:ind w:left="2160" w:hanging="360"/>
+      </w:pPr>
+      <w:rPr>
+        <w:rFonts w:ascii="Wingdings" w:hAnsi="Wingdings" w:hint="default"/>
+        <w:sz w:val="20"/>
+      </w:rPr>
+    </w:lvl>
+    <w:lvl w:ilvl="3" w:tentative="1">
+      <w:start w:val="1"/>
+      <w:numFmt w:val="bullet"/>
+      <w:lvlText w:val=""/>
+      <w:lvlJc w:val="left"/>
+      <w:pPr>
+        <w:tabs>
+          <w:tab w:val="num" w:pos="2880"/>
+        </w:tabs>
+        <w:ind w:left="2880" w:hanging="360"/>
+      </w:pPr>
+      <w:rPr>
+        <w:rFonts w:ascii="Wingdings" w:hAnsi="Wingdings" w:hint="default"/>
+        <w:sz w:val="20"/>
+      </w:rPr>
+    </w:lvl>
+    <w:lvl w:ilvl="4" w:tentative="1">
+      <w:start w:val="1"/>
+      <w:numFmt w:val="bullet"/>
+      <w:lvlText w:val=""/>
+      <w:lvlJc w:val="left"/>
+      <w:pPr>
+        <w:tabs>
+          <w:tab w:val="num" w:pos="3600"/>
+        </w:tabs>
+        <w:ind w:left="3600" w:hanging="360"/>
+      </w:pPr>
+      <w:rPr>
+        <w:rFonts w:ascii="Wingdings" w:hAnsi="Wingdings" w:hint="default"/>
+        <w:sz w:val="20"/>
+      </w:rPr>
+    </w:lvl>
+    <w:lvl w:ilvl="5" w:tentative="1">
+      <w:start w:val="1"/>
+      <w:numFmt w:val="bullet"/>
+      <w:lvlText w:val=""/>
+      <w:lvlJc w:val="left"/>
+      <w:pPr>
+        <w:tabs>
+          <w:tab w:val="num" w:pos="4320"/>
+        </w:tabs>
+        <w:ind w:left="4320" w:hanging="360"/>
+      </w:pPr>
+      <w:rPr>
+        <w:rFonts w:ascii="Wingdings" w:hAnsi="Wingdings" w:hint="default"/>
+        <w:sz w:val="20"/>
+      </w:rPr>
+    </w:lvl>
+    <w:lvl w:ilvl="6" w:tentative="1">
+      <w:start w:val="1"/>
+      <w:numFmt w:val="bullet"/>
+      <w:lvlText w:val=""/>
+      <w:lvlJc w:val="left"/>
+      <w:pPr>
+        <w:tabs>
+          <w:tab w:val="num" w:pos="5040"/>
+        </w:tabs>
+        <w:ind w:left="5040" w:hanging="360"/>
+      </w:pPr>
+      <w:rPr>
+        <w:rFonts w:ascii="Wingdings" w:hAnsi="Wingdings" w:hint="default"/>
+        <w:sz w:val="20"/>
+      </w:rPr>
+    </w:lvl>
+    <w:lvl w:ilvl="7" w:tentative="1">
+      <w:start w:val="1"/>
+      <w:numFmt w:val="bullet"/>
+      <w:lvlText w:val=""/>
+      <w:lvlJc w:val="left"/>
+      <w:pPr>
+        <w:tabs>
+          <w:tab w:val="num" w:pos="5760"/>
+        </w:tabs>
+        <w:ind w:left="5760" w:hanging="360"/>
+      </w:pPr>
+      <w:rPr>
+        <w:rFonts w:ascii="Wingdings" w:hAnsi="Wingdings" w:hint="default"/>
+        <w:sz w:val="20"/>
+      </w:rPr>
+    </w:lvl>
+    <w:lvl w:ilvl="8" w:tentative="1">
+      <w:start w:val="1"/>
+      <w:numFmt w:val="bullet"/>
+      <w:lvlText w:val=""/>
+      <w:lvlJc w:val="left"/>
+      <w:pPr>
+        <w:tabs>
+          <w:tab w:val="num" w:pos="6480"/>
+        </w:tabs>
+        <w:ind w:left="6480" w:hanging="360"/>
+      </w:pPr>
+      <w:rPr>
+        <w:rFonts w:ascii="Wingdings" w:hAnsi="Wingdings" w:hint="default"/>
+        <w:sz w:val="20"/>
+      </w:rPr>
+    </w:lvl>
+  </w:abstractNum>
+  <w:abstractNum w:abstractNumId="17" w15:restartNumberingAfterBreak="0">
     <w:nsid w:val="25560962"/>
     <w:multiLevelType w:val="multilevel"/>
     <w:tmpl w:val="4FEA4E3C"/>
@@ -3258,7 +4076,156 @@
       </w:rPr>
     </w:lvl>
   </w:abstractNum>
-  <w:abstractNum w:abstractNumId="15" w15:restartNumberingAfterBreak="0">
+  <w:abstractNum w:abstractNumId="18" w15:restartNumberingAfterBreak="0">
+    <w:nsid w:val="277C01A1"/>
+    <w:multiLevelType w:val="multilevel"/>
+    <w:tmpl w:val="6EDEC770"/>
+    <w:lvl w:ilvl="0">
+      <w:start w:val="1"/>
+      <w:numFmt w:val="bullet"/>
+      <w:lvlText w:val=""/>
+      <w:lvlJc w:val="left"/>
+      <w:pPr>
+        <w:tabs>
+          <w:tab w:val="num" w:pos="720"/>
+        </w:tabs>
+        <w:ind w:left="720" w:hanging="360"/>
+      </w:pPr>
+      <w:rPr>
+        <w:rFonts w:ascii="Symbol" w:hAnsi="Symbol" w:hint="default"/>
+        <w:sz w:val="20"/>
+      </w:rPr>
+    </w:lvl>
+    <w:lvl w:ilvl="1" w:tentative="1">
+      <w:start w:val="1"/>
+      <w:numFmt w:val="bullet"/>
+      <w:lvlText w:val="o"/>
+      <w:lvlJc w:val="left"/>
+      <w:pPr>
+        <w:tabs>
+          <w:tab w:val="num" w:pos="1440"/>
+        </w:tabs>
+        <w:ind w:left="1440" w:hanging="360"/>
+      </w:pPr>
+      <w:rPr>
+        <w:rFonts w:ascii="Courier New" w:hAnsi="Courier New" w:hint="default"/>
+        <w:sz w:val="20"/>
+      </w:rPr>
+    </w:lvl>
+    <w:lvl w:ilvl="2" w:tentative="1">
+      <w:start w:val="1"/>
+      <w:numFmt w:val="bullet"/>
+      <w:lvlText w:val=""/>
+      <w:lvlJc w:val="left"/>
+      <w:pPr>
+        <w:tabs>
+          <w:tab w:val="num" w:pos="2160"/>
+        </w:tabs>
+        <w:ind w:left="2160" w:hanging="360"/>
+      </w:pPr>
+      <w:rPr>
+        <w:rFonts w:ascii="Wingdings" w:hAnsi="Wingdings" w:hint="default"/>
+        <w:sz w:val="20"/>
+      </w:rPr>
+    </w:lvl>
+    <w:lvl w:ilvl="3" w:tentative="1">
+      <w:start w:val="1"/>
+      <w:numFmt w:val="bullet"/>
+      <w:lvlText w:val=""/>
+      <w:lvlJc w:val="left"/>
+      <w:pPr>
+        <w:tabs>
+          <w:tab w:val="num" w:pos="2880"/>
+        </w:tabs>
+        <w:ind w:left="2880" w:hanging="360"/>
+      </w:pPr>
+      <w:rPr>
+        <w:rFonts w:ascii="Wingdings" w:hAnsi="Wingdings" w:hint="default"/>
+        <w:sz w:val="20"/>
+      </w:rPr>
+    </w:lvl>
+    <w:lvl w:ilvl="4" w:tentative="1">
+      <w:start w:val="1"/>
+      <w:numFmt w:val="bullet"/>
+      <w:lvlText w:val=""/>
+      <w:lvlJc w:val="left"/>
+      <w:pPr>
+        <w:tabs>
+          <w:tab w:val="num" w:pos="3600"/>
+        </w:tabs>
+        <w:ind w:left="3600" w:hanging="360"/>
+      </w:pPr>
+      <w:rPr>
+        <w:rFonts w:ascii="Wingdings" w:hAnsi="Wingdings" w:hint="default"/>
+        <w:sz w:val="20"/>
+      </w:rPr>
+    </w:lvl>
+    <w:lvl w:ilvl="5" w:tentative="1">
+      <w:start w:val="1"/>
+      <w:numFmt w:val="bullet"/>
+      <w:lvlText w:val=""/>
+      <w:lvlJc w:val="left"/>
+      <w:pPr>
+        <w:tabs>
+          <w:tab w:val="num" w:pos="4320"/>
+        </w:tabs>
+        <w:ind w:left="4320" w:hanging="360"/>
+      </w:pPr>
+      <w:rPr>
+        <w:rFonts w:ascii="Wingdings" w:hAnsi="Wingdings" w:hint="default"/>
+        <w:sz w:val="20"/>
+      </w:rPr>
+    </w:lvl>
+    <w:lvl w:ilvl="6" w:tentative="1">
+      <w:start w:val="1"/>
+      <w:numFmt w:val="bullet"/>
+      <w:lvlText w:val=""/>
+      <w:lvlJc w:val="left"/>
+      <w:pPr>
+        <w:tabs>
+          <w:tab w:val="num" w:pos="5040"/>
+        </w:tabs>
+        <w:ind w:left="5040" w:hanging="360"/>
+      </w:pPr>
+      <w:rPr>
+        <w:rFonts w:ascii="Wingdings" w:hAnsi="Wingdings" w:hint="default"/>
+        <w:sz w:val="20"/>
+      </w:rPr>
+    </w:lvl>
+    <w:lvl w:ilvl="7" w:tentative="1">
+      <w:start w:val="1"/>
+      <w:numFmt w:val="bullet"/>
+      <w:lvlText w:val=""/>
+      <w:lvlJc w:val="left"/>
+      <w:pPr>
+        <w:tabs>
+          <w:tab w:val="num" w:pos="5760"/>
+        </w:tabs>
+        <w:ind w:left="5760" w:hanging="360"/>
+      </w:pPr>
+      <w:rPr>
+        <w:rFonts w:ascii="Wingdings" w:hAnsi="Wingdings" w:hint="default"/>
+        <w:sz w:val="20"/>
+      </w:rPr>
+    </w:lvl>
+    <w:lvl w:ilvl="8" w:tentative="1">
+      <w:start w:val="1"/>
+      <w:numFmt w:val="bullet"/>
+      <w:lvlText w:val=""/>
+      <w:lvlJc w:val="left"/>
+      <w:pPr>
+        <w:tabs>
+          <w:tab w:val="num" w:pos="6480"/>
+        </w:tabs>
+        <w:ind w:left="6480" w:hanging="360"/>
+      </w:pPr>
+      <w:rPr>
+        <w:rFonts w:ascii="Wingdings" w:hAnsi="Wingdings" w:hint="default"/>
+        <w:sz w:val="20"/>
+      </w:rPr>
+    </w:lvl>
+  </w:abstractNum>
+  <w:abstractNum w:abstractNumId="19" w15:restartNumberingAfterBreak="0">
     <w:nsid w:val="2BA62D74"/>
     <w:multiLevelType w:val="multilevel"/>
     <w:tmpl w:val="F490CC3A"/>
@@ -3407,7 +4374,7 @@
       </w:rPr>
     </w:lvl>
   </w:abstractNum>
-  <w:abstractNum w:abstractNumId="16" w15:restartNumberingAfterBreak="0">
+  <w:abstractNum w:abstractNumId="20" w15:restartNumberingAfterBreak="0">
     <w:nsid w:val="2E1E03D9"/>
     <w:multiLevelType w:val="multilevel"/>
     <w:tmpl w:val="A55EB340"/>
@@ -3556,7 +4523,7 @@
       </w:rPr>
     </w:lvl>
   </w:abstractNum>
-  <w:abstractNum w:abstractNumId="17" w15:restartNumberingAfterBreak="0">
+  <w:abstractNum w:abstractNumId="21" w15:restartNumberingAfterBreak="0">
     <w:nsid w:val="2F0E75A6"/>
     <w:multiLevelType w:val="multilevel"/>
     <w:tmpl w:val="5BF2EEFC"/>
@@ -3705,7 +4672,7 @@
       </w:rPr>
     </w:lvl>
   </w:abstractNum>
-  <w:abstractNum w:abstractNumId="18" w15:restartNumberingAfterBreak="0">
+  <w:abstractNum w:abstractNumId="22" w15:restartNumberingAfterBreak="0">
     <w:nsid w:val="2FAE548C"/>
     <w:multiLevelType w:val="multilevel"/>
     <w:tmpl w:val="7DE42694"/>
@@ -3854,7 +4821,7 @@
       </w:rPr>
     </w:lvl>
   </w:abstractNum>
-  <w:abstractNum w:abstractNumId="19" w15:restartNumberingAfterBreak="0">
+  <w:abstractNum w:abstractNumId="23" w15:restartNumberingAfterBreak="0">
     <w:nsid w:val="31362A88"/>
     <w:multiLevelType w:val="multilevel"/>
     <w:tmpl w:val="9EEE935A"/>
@@ -4003,7 +4970,7 @@
       </w:rPr>
     </w:lvl>
   </w:abstractNum>
-  <w:abstractNum w:abstractNumId="20" w15:restartNumberingAfterBreak="0">
+  <w:abstractNum w:abstractNumId="24" w15:restartNumberingAfterBreak="0">
     <w:nsid w:val="31D20780"/>
     <w:multiLevelType w:val="multilevel"/>
     <w:tmpl w:val="B48C0836"/>
@@ -4152,7 +5119,156 @@
       </w:rPr>
     </w:lvl>
   </w:abstractNum>
-  <w:abstractNum w:abstractNumId="21" w15:restartNumberingAfterBreak="0">
+  <w:abstractNum w:abstractNumId="25" w15:restartNumberingAfterBreak="0">
+    <w:nsid w:val="32534D76"/>
+    <w:multiLevelType w:val="multilevel"/>
+    <w:tmpl w:val="E9BA1590"/>
+    <w:lvl w:ilvl="0">
+      <w:start w:val="1"/>
+      <w:numFmt w:val="bullet"/>
+      <w:lvlText w:val=""/>
+      <w:lvlJc w:val="left"/>
+      <w:pPr>
+        <w:tabs>
+          <w:tab w:val="num" w:pos="720"/>
+        </w:tabs>
+        <w:ind w:left="720" w:hanging="360"/>
+      </w:pPr>
+      <w:rPr>
+        <w:rFonts w:ascii="Symbol" w:hAnsi="Symbol" w:hint="default"/>
+        <w:sz w:val="20"/>
+      </w:rPr>
+    </w:lvl>
+    <w:lvl w:ilvl="1" w:tentative="1">
+      <w:start w:val="1"/>
+      <w:numFmt w:val="bullet"/>
+      <w:lvlText w:val="o"/>
+      <w:lvlJc w:val="left"/>
+      <w:pPr>
+        <w:tabs>
+          <w:tab w:val="num" w:pos="1440"/>
+        </w:tabs>
+        <w:ind w:left="1440" w:hanging="360"/>
+      </w:pPr>
+      <w:rPr>
+        <w:rFonts w:ascii="Courier New" w:hAnsi="Courier New" w:hint="default"/>
+        <w:sz w:val="20"/>
+      </w:rPr>
+    </w:lvl>
+    <w:lvl w:ilvl="2" w:tentative="1">
+      <w:start w:val="1"/>
+      <w:numFmt w:val="bullet"/>
+      <w:lvlText w:val=""/>
+      <w:lvlJc w:val="left"/>
+      <w:pPr>
+        <w:tabs>
+          <w:tab w:val="num" w:pos="2160"/>
+        </w:tabs>
+        <w:ind w:left="2160" w:hanging="360"/>
+      </w:pPr>
+      <w:rPr>
+        <w:rFonts w:ascii="Wingdings" w:hAnsi="Wingdings" w:hint="default"/>
+        <w:sz w:val="20"/>
+      </w:rPr>
+    </w:lvl>
+    <w:lvl w:ilvl="3" w:tentative="1">
+      <w:start w:val="1"/>
+      <w:numFmt w:val="bullet"/>
+      <w:lvlText w:val=""/>
+      <w:lvlJc w:val="left"/>
+      <w:pPr>
+        <w:tabs>
+          <w:tab w:val="num" w:pos="2880"/>
+        </w:tabs>
+        <w:ind w:left="2880" w:hanging="360"/>
+      </w:pPr>
+      <w:rPr>
+        <w:rFonts w:ascii="Wingdings" w:hAnsi="Wingdings" w:hint="default"/>
+        <w:sz w:val="20"/>
+      </w:rPr>
+    </w:lvl>
+    <w:lvl w:ilvl="4" w:tentative="1">
+      <w:start w:val="1"/>
+      <w:numFmt w:val="bullet"/>
+      <w:lvlText w:val=""/>
+      <w:lvlJc w:val="left"/>
+      <w:pPr>
+        <w:tabs>
+          <w:tab w:val="num" w:pos="3600"/>
+        </w:tabs>
+        <w:ind w:left="3600" w:hanging="360"/>
+      </w:pPr>
+      <w:rPr>
+        <w:rFonts w:ascii="Wingdings" w:hAnsi="Wingdings" w:hint="default"/>
+        <w:sz w:val="20"/>
+      </w:rPr>
+    </w:lvl>
+    <w:lvl w:ilvl="5" w:tentative="1">
+      <w:start w:val="1"/>
+      <w:numFmt w:val="bullet"/>
+      <w:lvlText w:val=""/>
+      <w:lvlJc w:val="left"/>
+      <w:pPr>
+        <w:tabs>
+          <w:tab w:val="num" w:pos="4320"/>
+        </w:tabs>
+        <w:ind w:left="4320" w:hanging="360"/>
+      </w:pPr>
+      <w:rPr>
+        <w:rFonts w:ascii="Wingdings" w:hAnsi="Wingdings" w:hint="default"/>
+        <w:sz w:val="20"/>
+      </w:rPr>
+    </w:lvl>
+    <w:lvl w:ilvl="6" w:tentative="1">
+      <w:start w:val="1"/>
+      <w:numFmt w:val="bullet"/>
+      <w:lvlText w:val=""/>
+      <w:lvlJc w:val="left"/>
+      <w:pPr>
+        <w:tabs>
+          <w:tab w:val="num" w:pos="5040"/>
+        </w:tabs>
+        <w:ind w:left="5040" w:hanging="360"/>
+      </w:pPr>
+      <w:rPr>
+        <w:rFonts w:ascii="Wingdings" w:hAnsi="Wingdings" w:hint="default"/>
+        <w:sz w:val="20"/>
+      </w:rPr>
+    </w:lvl>
+    <w:lvl w:ilvl="7" w:tentative="1">
+      <w:start w:val="1"/>
+      <w:numFmt w:val="bullet"/>
+      <w:lvlText w:val=""/>
+      <w:lvlJc w:val="left"/>
+      <w:pPr>
+        <w:tabs>
+          <w:tab w:val="num" w:pos="5760"/>
+        </w:tabs>
+        <w:ind w:left="5760" w:hanging="360"/>
+      </w:pPr>
+      <w:rPr>
+        <w:rFonts w:ascii="Wingdings" w:hAnsi="Wingdings" w:hint="default"/>
+        <w:sz w:val="20"/>
+      </w:rPr>
+    </w:lvl>
+    <w:lvl w:ilvl="8" w:tentative="1">
+      <w:start w:val="1"/>
+      <w:numFmt w:val="bullet"/>
+      <w:lvlText w:val=""/>
+      <w:lvlJc w:val="left"/>
+      <w:pPr>
+        <w:tabs>
+          <w:tab w:val="num" w:pos="6480"/>
+        </w:tabs>
+        <w:ind w:left="6480" w:hanging="360"/>
+      </w:pPr>
+      <w:rPr>
+        <w:rFonts w:ascii="Wingdings" w:hAnsi="Wingdings" w:hint="default"/>
+        <w:sz w:val="20"/>
+      </w:rPr>
+    </w:lvl>
+  </w:abstractNum>
+  <w:abstractNum w:abstractNumId="26" w15:restartNumberingAfterBreak="0">
     <w:nsid w:val="32C57805"/>
     <w:multiLevelType w:val="multilevel"/>
     <w:tmpl w:val="4F246ACC"/>
@@ -4301,7 +5417,7 @@
       </w:rPr>
     </w:lvl>
   </w:abstractNum>
-  <w:abstractNum w:abstractNumId="22" w15:restartNumberingAfterBreak="0">
+  <w:abstractNum w:abstractNumId="27" w15:restartNumberingAfterBreak="0">
     <w:nsid w:val="36314411"/>
     <w:multiLevelType w:val="multilevel"/>
     <w:tmpl w:val="ED62700C"/>
@@ -4450,7 +5566,7 @@
       </w:rPr>
     </w:lvl>
   </w:abstractNum>
-  <w:abstractNum w:abstractNumId="23" w15:restartNumberingAfterBreak="0">
+  <w:abstractNum w:abstractNumId="28" w15:restartNumberingAfterBreak="0">
     <w:nsid w:val="382D5CD3"/>
     <w:multiLevelType w:val="multilevel"/>
     <w:tmpl w:val="987095EA"/>
@@ -4599,7 +5715,7 @@
       </w:rPr>
     </w:lvl>
   </w:abstractNum>
-  <w:abstractNum w:abstractNumId="24" w15:restartNumberingAfterBreak="0">
+  <w:abstractNum w:abstractNumId="29" w15:restartNumberingAfterBreak="0">
     <w:nsid w:val="39E841D0"/>
     <w:multiLevelType w:val="multilevel"/>
     <w:tmpl w:val="2E7A533C"/>
@@ -4748,7 +5864,7 @@
       </w:rPr>
     </w:lvl>
   </w:abstractNum>
-  <w:abstractNum w:abstractNumId="25" w15:restartNumberingAfterBreak="0">
+  <w:abstractNum w:abstractNumId="30" w15:restartNumberingAfterBreak="0">
     <w:nsid w:val="3F0C779C"/>
     <w:multiLevelType w:val="multilevel"/>
     <w:tmpl w:val="FF62F8F0"/>
@@ -4897,7 +6013,156 @@
       </w:rPr>
     </w:lvl>
   </w:abstractNum>
-  <w:abstractNum w:abstractNumId="26" w15:restartNumberingAfterBreak="0">
+  <w:abstractNum w:abstractNumId="31" w15:restartNumberingAfterBreak="0">
+    <w:nsid w:val="44857133"/>
+    <w:multiLevelType w:val="multilevel"/>
+    <w:tmpl w:val="EC7A9AD2"/>
+    <w:lvl w:ilvl="0">
+      <w:start w:val="1"/>
+      <w:numFmt w:val="bullet"/>
+      <w:lvlText w:val=""/>
+      <w:lvlJc w:val="left"/>
+      <w:pPr>
+        <w:tabs>
+          <w:tab w:val="num" w:pos="720"/>
+        </w:tabs>
+        <w:ind w:left="720" w:hanging="360"/>
+      </w:pPr>
+      <w:rPr>
+        <w:rFonts w:ascii="Symbol" w:hAnsi="Symbol" w:hint="default"/>
+        <w:sz w:val="20"/>
+      </w:rPr>
+    </w:lvl>
+    <w:lvl w:ilvl="1" w:tentative="1">
+      <w:start w:val="1"/>
+      <w:numFmt w:val="bullet"/>
+      <w:lvlText w:val="o"/>
+      <w:lvlJc w:val="left"/>
+      <w:pPr>
+        <w:tabs>
+          <w:tab w:val="num" w:pos="1440"/>
+        </w:tabs>
+        <w:ind w:left="1440" w:hanging="360"/>
+      </w:pPr>
+      <w:rPr>
+        <w:rFonts w:ascii="Courier New" w:hAnsi="Courier New" w:hint="default"/>
+        <w:sz w:val="20"/>
+      </w:rPr>
+    </w:lvl>
+    <w:lvl w:ilvl="2" w:tentative="1">
+      <w:start w:val="1"/>
+      <w:numFmt w:val="bullet"/>
+      <w:lvlText w:val=""/>
+      <w:lvlJc w:val="left"/>
+      <w:pPr>
+        <w:tabs>
+          <w:tab w:val="num" w:pos="2160"/>
+        </w:tabs>
+        <w:ind w:left="2160" w:hanging="360"/>
+      </w:pPr>
+      <w:rPr>
+        <w:rFonts w:ascii="Wingdings" w:hAnsi="Wingdings" w:hint="default"/>
+        <w:sz w:val="20"/>
+      </w:rPr>
+    </w:lvl>
+    <w:lvl w:ilvl="3" w:tentative="1">
+      <w:start w:val="1"/>
+      <w:numFmt w:val="bullet"/>
+      <w:lvlText w:val=""/>
+      <w:lvlJc w:val="left"/>
+      <w:pPr>
+        <w:tabs>
+          <w:tab w:val="num" w:pos="2880"/>
+        </w:tabs>
+        <w:ind w:left="2880" w:hanging="360"/>
+      </w:pPr>
+      <w:rPr>
+        <w:rFonts w:ascii="Wingdings" w:hAnsi="Wingdings" w:hint="default"/>
+        <w:sz w:val="20"/>
+      </w:rPr>
+    </w:lvl>
+    <w:lvl w:ilvl="4" w:tentative="1">
+      <w:start w:val="1"/>
+      <w:numFmt w:val="bullet"/>
+      <w:lvlText w:val=""/>
+      <w:lvlJc w:val="left"/>
+      <w:pPr>
+        <w:tabs>
+          <w:tab w:val="num" w:pos="3600"/>
+        </w:tabs>
+        <w:ind w:left="3600" w:hanging="360"/>
+      </w:pPr>
+      <w:rPr>
+        <w:rFonts w:ascii="Wingdings" w:hAnsi="Wingdings" w:hint="default"/>
+        <w:sz w:val="20"/>
+      </w:rPr>
+    </w:lvl>
+    <w:lvl w:ilvl="5" w:tentative="1">
+      <w:start w:val="1"/>
+      <w:numFmt w:val="bullet"/>
+      <w:lvlText w:val=""/>
+      <w:lvlJc w:val="left"/>
+      <w:pPr>
+        <w:tabs>
+          <w:tab w:val="num" w:pos="4320"/>
+        </w:tabs>
+        <w:ind w:left="4320" w:hanging="360"/>
+      </w:pPr>
+      <w:rPr>
+        <w:rFonts w:ascii="Wingdings" w:hAnsi="Wingdings" w:hint="default"/>
+        <w:sz w:val="20"/>
+      </w:rPr>
+    </w:lvl>
+    <w:lvl w:ilvl="6" w:tentative="1">
+      <w:start w:val="1"/>
+      <w:numFmt w:val="bullet"/>
+      <w:lvlText w:val=""/>
+      <w:lvlJc w:val="left"/>
+      <w:pPr>
+        <w:tabs>
+          <w:tab w:val="num" w:pos="5040"/>
+        </w:tabs>
+        <w:ind w:left="5040" w:hanging="360"/>
+      </w:pPr>
+      <w:rPr>
+        <w:rFonts w:ascii="Wingdings" w:hAnsi="Wingdings" w:hint="default"/>
+        <w:sz w:val="20"/>
+      </w:rPr>
+    </w:lvl>
+    <w:lvl w:ilvl="7" w:tentative="1">
+      <w:start w:val="1"/>
+      <w:numFmt w:val="bullet"/>
+      <w:lvlText w:val=""/>
+      <w:lvlJc w:val="left"/>
+      <w:pPr>
+        <w:tabs>
+          <w:tab w:val="num" w:pos="5760"/>
+        </w:tabs>
+        <w:ind w:left="5760" w:hanging="360"/>
+      </w:pPr>
+      <w:rPr>
+        <w:rFonts w:ascii="Wingdings" w:hAnsi="Wingdings" w:hint="default"/>
+        <w:sz w:val="20"/>
+      </w:rPr>
+    </w:lvl>
+    <w:lvl w:ilvl="8" w:tentative="1">
+      <w:start w:val="1"/>
+      <w:numFmt w:val="bullet"/>
+      <w:lvlText w:val=""/>
+      <w:lvlJc w:val="left"/>
+      <w:pPr>
+        <w:tabs>
+          <w:tab w:val="num" w:pos="6480"/>
+        </w:tabs>
+        <w:ind w:left="6480" w:hanging="360"/>
+      </w:pPr>
+      <w:rPr>
+        <w:rFonts w:ascii="Wingdings" w:hAnsi="Wingdings" w:hint="default"/>
+        <w:sz w:val="20"/>
+      </w:rPr>
+    </w:lvl>
+  </w:abstractNum>
+  <w:abstractNum w:abstractNumId="32" w15:restartNumberingAfterBreak="0">
     <w:nsid w:val="450B0B9B"/>
     <w:multiLevelType w:val="multilevel"/>
     <w:tmpl w:val="B2B2CDC4"/>
@@ -5046,7 +6311,7 @@
       </w:rPr>
     </w:lvl>
   </w:abstractNum>
-  <w:abstractNum w:abstractNumId="27" w15:restartNumberingAfterBreak="0">
+  <w:abstractNum w:abstractNumId="33" w15:restartNumberingAfterBreak="0">
     <w:nsid w:val="46171CB9"/>
     <w:multiLevelType w:val="multilevel"/>
     <w:tmpl w:val="469056F2"/>
@@ -5195,7 +6460,7 @@
       </w:rPr>
     </w:lvl>
   </w:abstractNum>
-  <w:abstractNum w:abstractNumId="28" w15:restartNumberingAfterBreak="0">
+  <w:abstractNum w:abstractNumId="34" w15:restartNumberingAfterBreak="0">
     <w:nsid w:val="4711147A"/>
     <w:multiLevelType w:val="multilevel"/>
     <w:tmpl w:val="A2843438"/>
@@ -5344,7 +6609,7 @@
       </w:rPr>
     </w:lvl>
   </w:abstractNum>
-  <w:abstractNum w:abstractNumId="29" w15:restartNumberingAfterBreak="0">
+  <w:abstractNum w:abstractNumId="35" w15:restartNumberingAfterBreak="0">
     <w:nsid w:val="491C06A2"/>
     <w:multiLevelType w:val="multilevel"/>
     <w:tmpl w:val="40E6163E"/>
@@ -5493,7 +6758,7 @@
       </w:rPr>
     </w:lvl>
   </w:abstractNum>
-  <w:abstractNum w:abstractNumId="30" w15:restartNumberingAfterBreak="0">
+  <w:abstractNum w:abstractNumId="36" w15:restartNumberingAfterBreak="0">
     <w:nsid w:val="4B5C4888"/>
     <w:multiLevelType w:val="multilevel"/>
     <w:tmpl w:val="B942C75C"/>
@@ -5642,7 +6907,7 @@
       </w:rPr>
     </w:lvl>
   </w:abstractNum>
-  <w:abstractNum w:abstractNumId="31" w15:restartNumberingAfterBreak="0">
+  <w:abstractNum w:abstractNumId="37" w15:restartNumberingAfterBreak="0">
     <w:nsid w:val="4B8023FE"/>
     <w:multiLevelType w:val="multilevel"/>
     <w:tmpl w:val="23D879EC"/>
@@ -5791,7 +7056,7 @@
       </w:rPr>
     </w:lvl>
   </w:abstractNum>
-  <w:abstractNum w:abstractNumId="32" w15:restartNumberingAfterBreak="0">
+  <w:abstractNum w:abstractNumId="38" w15:restartNumberingAfterBreak="0">
     <w:nsid w:val="4D11404A"/>
     <w:multiLevelType w:val="multilevel"/>
     <w:tmpl w:val="4268F718"/>
@@ -5940,7 +7205,7 @@
       </w:rPr>
     </w:lvl>
   </w:abstractNum>
-  <w:abstractNum w:abstractNumId="33" w15:restartNumberingAfterBreak="0">
+  <w:abstractNum w:abstractNumId="39" w15:restartNumberingAfterBreak="0">
     <w:nsid w:val="4D6024C1"/>
     <w:multiLevelType w:val="multilevel"/>
     <w:tmpl w:val="73CCBD78"/>
@@ -6089,7 +7354,7 @@
       </w:rPr>
     </w:lvl>
   </w:abstractNum>
-  <w:abstractNum w:abstractNumId="34" w15:restartNumberingAfterBreak="0">
+  <w:abstractNum w:abstractNumId="40" w15:restartNumberingAfterBreak="0">
     <w:nsid w:val="4EB10FE9"/>
     <w:multiLevelType w:val="multilevel"/>
     <w:tmpl w:val="1E4E0780"/>
@@ -6238,7 +7503,7 @@
       </w:rPr>
     </w:lvl>
   </w:abstractNum>
-  <w:abstractNum w:abstractNumId="35" w15:restartNumberingAfterBreak="0">
+  <w:abstractNum w:abstractNumId="41" w15:restartNumberingAfterBreak="0">
     <w:nsid w:val="4ED50E4A"/>
     <w:multiLevelType w:val="multilevel"/>
     <w:tmpl w:val="B5504DA2"/>
@@ -6387,7 +7652,156 @@
       </w:rPr>
     </w:lvl>
   </w:abstractNum>
-  <w:abstractNum w:abstractNumId="36" w15:restartNumberingAfterBreak="0">
+  <w:abstractNum w:abstractNumId="42" w15:restartNumberingAfterBreak="0">
+    <w:nsid w:val="4F8906B9"/>
+    <w:multiLevelType w:val="multilevel"/>
+    <w:tmpl w:val="23CA795C"/>
+    <w:lvl w:ilvl="0">
+      <w:start w:val="1"/>
+      <w:numFmt w:val="bullet"/>
+      <w:lvlText w:val=""/>
+      <w:lvlJc w:val="left"/>
+      <w:pPr>
+        <w:tabs>
+          <w:tab w:val="num" w:pos="720"/>
+        </w:tabs>
+        <w:ind w:left="720" w:hanging="360"/>
+      </w:pPr>
+      <w:rPr>
+        <w:rFonts w:ascii="Symbol" w:hAnsi="Symbol" w:hint="default"/>
+        <w:sz w:val="20"/>
+      </w:rPr>
+    </w:lvl>
+    <w:lvl w:ilvl="1" w:tentative="1">
+      <w:start w:val="1"/>
+      <w:numFmt w:val="bullet"/>
+      <w:lvlText w:val="o"/>
+      <w:lvlJc w:val="left"/>
+      <w:pPr>
+        <w:tabs>
+          <w:tab w:val="num" w:pos="1440"/>
+        </w:tabs>
+        <w:ind w:left="1440" w:hanging="360"/>
+      </w:pPr>
+      <w:rPr>
+        <w:rFonts w:ascii="Courier New" w:hAnsi="Courier New" w:hint="default"/>
+        <w:sz w:val="20"/>
+      </w:rPr>
+    </w:lvl>
+    <w:lvl w:ilvl="2" w:tentative="1">
+      <w:start w:val="1"/>
+      <w:numFmt w:val="bullet"/>
+      <w:lvlText w:val=""/>
+      <w:lvlJc w:val="left"/>
+      <w:pPr>
+        <w:tabs>
+          <w:tab w:val="num" w:pos="2160"/>
+        </w:tabs>
+        <w:ind w:left="2160" w:hanging="360"/>
+      </w:pPr>
+      <w:rPr>
+        <w:rFonts w:ascii="Wingdings" w:hAnsi="Wingdings" w:hint="default"/>
+        <w:sz w:val="20"/>
+      </w:rPr>
+    </w:lvl>
+    <w:lvl w:ilvl="3" w:tentative="1">
+      <w:start w:val="1"/>
+      <w:numFmt w:val="bullet"/>
+      <w:lvlText w:val=""/>
+      <w:lvlJc w:val="left"/>
+      <w:pPr>
+        <w:tabs>
+          <w:tab w:val="num" w:pos="2880"/>
+        </w:tabs>
+        <w:ind w:left="2880" w:hanging="360"/>
+      </w:pPr>
+      <w:rPr>
+        <w:rFonts w:ascii="Wingdings" w:hAnsi="Wingdings" w:hint="default"/>
+        <w:sz w:val="20"/>
+      </w:rPr>
+    </w:lvl>
+    <w:lvl w:ilvl="4" w:tentative="1">
+      <w:start w:val="1"/>
+      <w:numFmt w:val="bullet"/>
+      <w:lvlText w:val=""/>
+      <w:lvlJc w:val="left"/>
+      <w:pPr>
+        <w:tabs>
+          <w:tab w:val="num" w:pos="3600"/>
+        </w:tabs>
+        <w:ind w:left="3600" w:hanging="360"/>
+      </w:pPr>
+      <w:rPr>
+        <w:rFonts w:ascii="Wingdings" w:hAnsi="Wingdings" w:hint="default"/>
+        <w:sz w:val="20"/>
+      </w:rPr>
+    </w:lvl>
+    <w:lvl w:ilvl="5" w:tentative="1">
+      <w:start w:val="1"/>
+      <w:numFmt w:val="bullet"/>
+      <w:lvlText w:val=""/>
+      <w:lvlJc w:val="left"/>
+      <w:pPr>
+        <w:tabs>
+          <w:tab w:val="num" w:pos="4320"/>
+        </w:tabs>
+        <w:ind w:left="4320" w:hanging="360"/>
+      </w:pPr>
+      <w:rPr>
+        <w:rFonts w:ascii="Wingdings" w:hAnsi="Wingdings" w:hint="default"/>
+        <w:sz w:val="20"/>
+      </w:rPr>
+    </w:lvl>
+    <w:lvl w:ilvl="6" w:tentative="1">
+      <w:start w:val="1"/>
+      <w:numFmt w:val="bullet"/>
+      <w:lvlText w:val=""/>
+      <w:lvlJc w:val="left"/>
+      <w:pPr>
+        <w:tabs>
+          <w:tab w:val="num" w:pos="5040"/>
+        </w:tabs>
+        <w:ind w:left="5040" w:hanging="360"/>
+      </w:pPr>
+      <w:rPr>
+        <w:rFonts w:ascii="Wingdings" w:hAnsi="Wingdings" w:hint="default"/>
+        <w:sz w:val="20"/>
+      </w:rPr>
+    </w:lvl>
+    <w:lvl w:ilvl="7" w:tentative="1">
+      <w:start w:val="1"/>
+      <w:numFmt w:val="bullet"/>
+      <w:lvlText w:val=""/>
+      <w:lvlJc w:val="left"/>
+      <w:pPr>
+        <w:tabs>
+          <w:tab w:val="num" w:pos="5760"/>
+        </w:tabs>
+        <w:ind w:left="5760" w:hanging="360"/>
+      </w:pPr>
+      <w:rPr>
+        <w:rFonts w:ascii="Wingdings" w:hAnsi="Wingdings" w:hint="default"/>
+        <w:sz w:val="20"/>
+      </w:rPr>
+    </w:lvl>
+    <w:lvl w:ilvl="8" w:tentative="1">
+      <w:start w:val="1"/>
+      <w:numFmt w:val="bullet"/>
+      <w:lvlText w:val=""/>
+      <w:lvlJc w:val="left"/>
+      <w:pPr>
+        <w:tabs>
+          <w:tab w:val="num" w:pos="6480"/>
+        </w:tabs>
+        <w:ind w:left="6480" w:hanging="360"/>
+      </w:pPr>
+      <w:rPr>
+        <w:rFonts w:ascii="Wingdings" w:hAnsi="Wingdings" w:hint="default"/>
+        <w:sz w:val="20"/>
+      </w:rPr>
+    </w:lvl>
+  </w:abstractNum>
+  <w:abstractNum w:abstractNumId="43" w15:restartNumberingAfterBreak="0">
     <w:nsid w:val="50226B0F"/>
     <w:multiLevelType w:val="multilevel"/>
     <w:tmpl w:val="DDA24EDC"/>
@@ -6536,7 +7950,7 @@
       </w:rPr>
     </w:lvl>
   </w:abstractNum>
-  <w:abstractNum w:abstractNumId="37" w15:restartNumberingAfterBreak="0">
+  <w:abstractNum w:abstractNumId="44" w15:restartNumberingAfterBreak="0">
     <w:nsid w:val="506C13A9"/>
     <w:multiLevelType w:val="multilevel"/>
     <w:tmpl w:val="E8407A1A"/>
@@ -6685,7 +8099,7 @@
       </w:rPr>
     </w:lvl>
   </w:abstractNum>
-  <w:abstractNum w:abstractNumId="38" w15:restartNumberingAfterBreak="0">
+  <w:abstractNum w:abstractNumId="45" w15:restartNumberingAfterBreak="0">
     <w:nsid w:val="53301C94"/>
     <w:multiLevelType w:val="multilevel"/>
     <w:tmpl w:val="1D06D250"/>
@@ -6834,7 +8248,156 @@
       </w:rPr>
     </w:lvl>
   </w:abstractNum>
-  <w:abstractNum w:abstractNumId="39" w15:restartNumberingAfterBreak="0">
+  <w:abstractNum w:abstractNumId="46" w15:restartNumberingAfterBreak="0">
+    <w:nsid w:val="570D5049"/>
+    <w:multiLevelType w:val="multilevel"/>
+    <w:tmpl w:val="A63AABCA"/>
+    <w:lvl w:ilvl="0">
+      <w:start w:val="1"/>
+      <w:numFmt w:val="bullet"/>
+      <w:lvlText w:val=""/>
+      <w:lvlJc w:val="left"/>
+      <w:pPr>
+        <w:tabs>
+          <w:tab w:val="num" w:pos="720"/>
+        </w:tabs>
+        <w:ind w:left="720" w:hanging="360"/>
+      </w:pPr>
+      <w:rPr>
+        <w:rFonts w:ascii="Symbol" w:hAnsi="Symbol" w:hint="default"/>
+        <w:sz w:val="20"/>
+      </w:rPr>
+    </w:lvl>
+    <w:lvl w:ilvl="1" w:tentative="1">
+      <w:start w:val="1"/>
+      <w:numFmt w:val="bullet"/>
+      <w:lvlText w:val="o"/>
+      <w:lvlJc w:val="left"/>
+      <w:pPr>
+        <w:tabs>
+          <w:tab w:val="num" w:pos="1440"/>
+        </w:tabs>
+        <w:ind w:left="1440" w:hanging="360"/>
+      </w:pPr>
+      <w:rPr>
+        <w:rFonts w:ascii="Courier New" w:hAnsi="Courier New" w:hint="default"/>
+        <w:sz w:val="20"/>
+      </w:rPr>
+    </w:lvl>
+    <w:lvl w:ilvl="2" w:tentative="1">
+      <w:start w:val="1"/>
+      <w:numFmt w:val="bullet"/>
+      <w:lvlText w:val=""/>
+      <w:lvlJc w:val="left"/>
+      <w:pPr>
+        <w:tabs>
+          <w:tab w:val="num" w:pos="2160"/>
+        </w:tabs>
+        <w:ind w:left="2160" w:hanging="360"/>
+      </w:pPr>
+      <w:rPr>
+        <w:rFonts w:ascii="Wingdings" w:hAnsi="Wingdings" w:hint="default"/>
+        <w:sz w:val="20"/>
+      </w:rPr>
+    </w:lvl>
+    <w:lvl w:ilvl="3" w:tentative="1">
+      <w:start w:val="1"/>
+      <w:numFmt w:val="bullet"/>
+      <w:lvlText w:val=""/>
+      <w:lvlJc w:val="left"/>
+      <w:pPr>
+        <w:tabs>
+          <w:tab w:val="num" w:pos="2880"/>
+        </w:tabs>
+        <w:ind w:left="2880" w:hanging="360"/>
+      </w:pPr>
+      <w:rPr>
+        <w:rFonts w:ascii="Wingdings" w:hAnsi="Wingdings" w:hint="default"/>
+        <w:sz w:val="20"/>
+      </w:rPr>
+    </w:lvl>
+    <w:lvl w:ilvl="4" w:tentative="1">
+      <w:start w:val="1"/>
+      <w:numFmt w:val="bullet"/>
+      <w:lvlText w:val=""/>
+      <w:lvlJc w:val="left"/>
+      <w:pPr>
+        <w:tabs>
+          <w:tab w:val="num" w:pos="3600"/>
+        </w:tabs>
+        <w:ind w:left="3600" w:hanging="360"/>
+      </w:pPr>
+      <w:rPr>
+        <w:rFonts w:ascii="Wingdings" w:hAnsi="Wingdings" w:hint="default"/>
+        <w:sz w:val="20"/>
+      </w:rPr>
+    </w:lvl>
+    <w:lvl w:ilvl="5" w:tentative="1">
+      <w:start w:val="1"/>
+      <w:numFmt w:val="bullet"/>
+      <w:lvlText w:val=""/>
+      <w:lvlJc w:val="left"/>
+      <w:pPr>
+        <w:tabs>
+          <w:tab w:val="num" w:pos="4320"/>
+        </w:tabs>
+        <w:ind w:left="4320" w:hanging="360"/>
+      </w:pPr>
+      <w:rPr>
+        <w:rFonts w:ascii="Wingdings" w:hAnsi="Wingdings" w:hint="default"/>
+        <w:sz w:val="20"/>
+      </w:rPr>
+    </w:lvl>
+    <w:lvl w:ilvl="6" w:tentative="1">
+      <w:start w:val="1"/>
+      <w:numFmt w:val="bullet"/>
+      <w:lvlText w:val=""/>
+      <w:lvlJc w:val="left"/>
+      <w:pPr>
+        <w:tabs>
+          <w:tab w:val="num" w:pos="5040"/>
+        </w:tabs>
+        <w:ind w:left="5040" w:hanging="360"/>
+      </w:pPr>
+      <w:rPr>
+        <w:rFonts w:ascii="Wingdings" w:hAnsi="Wingdings" w:hint="default"/>
+        <w:sz w:val="20"/>
+      </w:rPr>
+    </w:lvl>
+    <w:lvl w:ilvl="7" w:tentative="1">
+      <w:start w:val="1"/>
+      <w:numFmt w:val="bullet"/>
+      <w:lvlText w:val=""/>
+      <w:lvlJc w:val="left"/>
+      <w:pPr>
+        <w:tabs>
+          <w:tab w:val="num" w:pos="5760"/>
+        </w:tabs>
+        <w:ind w:left="5760" w:hanging="360"/>
+      </w:pPr>
+      <w:rPr>
+        <w:rFonts w:ascii="Wingdings" w:hAnsi="Wingdings" w:hint="default"/>
+        <w:sz w:val="20"/>
+      </w:rPr>
+    </w:lvl>
+    <w:lvl w:ilvl="8" w:tentative="1">
+      <w:start w:val="1"/>
+      <w:numFmt w:val="bullet"/>
+      <w:lvlText w:val=""/>
+      <w:lvlJc w:val="left"/>
+      <w:pPr>
+        <w:tabs>
+          <w:tab w:val="num" w:pos="6480"/>
+        </w:tabs>
+        <w:ind w:left="6480" w:hanging="360"/>
+      </w:pPr>
+      <w:rPr>
+        <w:rFonts w:ascii="Wingdings" w:hAnsi="Wingdings" w:hint="default"/>
+        <w:sz w:val="20"/>
+      </w:rPr>
+    </w:lvl>
+  </w:abstractNum>
+  <w:abstractNum w:abstractNumId="47" w15:restartNumberingAfterBreak="0">
     <w:nsid w:val="5A455B82"/>
     <w:multiLevelType w:val="multilevel"/>
     <w:tmpl w:val="BF743DF2"/>
@@ -6983,7 +8546,7 @@
       </w:rPr>
     </w:lvl>
   </w:abstractNum>
-  <w:abstractNum w:abstractNumId="40" w15:restartNumberingAfterBreak="0">
+  <w:abstractNum w:abstractNumId="48" w15:restartNumberingAfterBreak="0">
     <w:nsid w:val="5D5F5886"/>
     <w:multiLevelType w:val="multilevel"/>
     <w:tmpl w:val="A252B156"/>
@@ -7132,7 +8695,156 @@
       </w:rPr>
     </w:lvl>
   </w:abstractNum>
-  <w:abstractNum w:abstractNumId="41" w15:restartNumberingAfterBreak="0">
+  <w:abstractNum w:abstractNumId="49" w15:restartNumberingAfterBreak="0">
+    <w:nsid w:val="5F517C5F"/>
+    <w:multiLevelType w:val="multilevel"/>
+    <w:tmpl w:val="500C3516"/>
+    <w:lvl w:ilvl="0">
+      <w:start w:val="1"/>
+      <w:numFmt w:val="bullet"/>
+      <w:lvlText w:val=""/>
+      <w:lvlJc w:val="left"/>
+      <w:pPr>
+        <w:tabs>
+          <w:tab w:val="num" w:pos="720"/>
+        </w:tabs>
+        <w:ind w:left="720" w:hanging="360"/>
+      </w:pPr>
+      <w:rPr>
+        <w:rFonts w:ascii="Symbol" w:hAnsi="Symbol" w:hint="default"/>
+        <w:sz w:val="20"/>
+      </w:rPr>
+    </w:lvl>
+    <w:lvl w:ilvl="1" w:tentative="1">
+      <w:start w:val="1"/>
+      <w:numFmt w:val="bullet"/>
+      <w:lvlText w:val="o"/>
+      <w:lvlJc w:val="left"/>
+      <w:pPr>
+        <w:tabs>
+          <w:tab w:val="num" w:pos="1440"/>
+        </w:tabs>
+        <w:ind w:left="1440" w:hanging="360"/>
+      </w:pPr>
+      <w:rPr>
+        <w:rFonts w:ascii="Courier New" w:hAnsi="Courier New" w:hint="default"/>
+        <w:sz w:val="20"/>
+      </w:rPr>
+    </w:lvl>
+    <w:lvl w:ilvl="2" w:tentative="1">
+      <w:start w:val="1"/>
+      <w:numFmt w:val="bullet"/>
+      <w:lvlText w:val=""/>
+      <w:lvlJc w:val="left"/>
+      <w:pPr>
+        <w:tabs>
+          <w:tab w:val="num" w:pos="2160"/>
+        </w:tabs>
+        <w:ind w:left="2160" w:hanging="360"/>
+      </w:pPr>
+      <w:rPr>
+        <w:rFonts w:ascii="Wingdings" w:hAnsi="Wingdings" w:hint="default"/>
+        <w:sz w:val="20"/>
+      </w:rPr>
+    </w:lvl>
+    <w:lvl w:ilvl="3" w:tentative="1">
+      <w:start w:val="1"/>
+      <w:numFmt w:val="bullet"/>
+      <w:lvlText w:val=""/>
+      <w:lvlJc w:val="left"/>
+      <w:pPr>
+        <w:tabs>
+          <w:tab w:val="num" w:pos="2880"/>
+        </w:tabs>
+        <w:ind w:left="2880" w:hanging="360"/>
+      </w:pPr>
+      <w:rPr>
+        <w:rFonts w:ascii="Wingdings" w:hAnsi="Wingdings" w:hint="default"/>
+        <w:sz w:val="20"/>
+      </w:rPr>
+    </w:lvl>
+    <w:lvl w:ilvl="4" w:tentative="1">
+      <w:start w:val="1"/>
+      <w:numFmt w:val="bullet"/>
+      <w:lvlText w:val=""/>
+      <w:lvlJc w:val="left"/>
+      <w:pPr>
+        <w:tabs>
+          <w:tab w:val="num" w:pos="3600"/>
+        </w:tabs>
+        <w:ind w:left="3600" w:hanging="360"/>
+      </w:pPr>
+      <w:rPr>
+        <w:rFonts w:ascii="Wingdings" w:hAnsi="Wingdings" w:hint="default"/>
+        <w:sz w:val="20"/>
+      </w:rPr>
+    </w:lvl>
+    <w:lvl w:ilvl="5" w:tentative="1">
+      <w:start w:val="1"/>
+      <w:numFmt w:val="bullet"/>
+      <w:lvlText w:val=""/>
+      <w:lvlJc w:val="left"/>
+      <w:pPr>
+        <w:tabs>
+          <w:tab w:val="num" w:pos="4320"/>
+        </w:tabs>
+        <w:ind w:left="4320" w:hanging="360"/>
+      </w:pPr>
+      <w:rPr>
+        <w:rFonts w:ascii="Wingdings" w:hAnsi="Wingdings" w:hint="default"/>
+        <w:sz w:val="20"/>
+      </w:rPr>
+    </w:lvl>
+    <w:lvl w:ilvl="6" w:tentative="1">
+      <w:start w:val="1"/>
+      <w:numFmt w:val="bullet"/>
+      <w:lvlText w:val=""/>
+      <w:lvlJc w:val="left"/>
+      <w:pPr>
+        <w:tabs>
+          <w:tab w:val="num" w:pos="5040"/>
+        </w:tabs>
+        <w:ind w:left="5040" w:hanging="360"/>
+      </w:pPr>
+      <w:rPr>
+        <w:rFonts w:ascii="Wingdings" w:hAnsi="Wingdings" w:hint="default"/>
+        <w:sz w:val="20"/>
+      </w:rPr>
+    </w:lvl>
+    <w:lvl w:ilvl="7" w:tentative="1">
+      <w:start w:val="1"/>
+      <w:numFmt w:val="bullet"/>
+      <w:lvlText w:val=""/>
+      <w:lvlJc w:val="left"/>
+      <w:pPr>
+        <w:tabs>
+          <w:tab w:val="num" w:pos="5760"/>
+        </w:tabs>
+        <w:ind w:left="5760" w:hanging="360"/>
+      </w:pPr>
+      <w:rPr>
+        <w:rFonts w:ascii="Wingdings" w:hAnsi="Wingdings" w:hint="default"/>
+        <w:sz w:val="20"/>
+      </w:rPr>
+    </w:lvl>
+    <w:lvl w:ilvl="8" w:tentative="1">
+      <w:start w:val="1"/>
+      <w:numFmt w:val="bullet"/>
+      <w:lvlText w:val=""/>
+      <w:lvlJc w:val="left"/>
+      <w:pPr>
+        <w:tabs>
+          <w:tab w:val="num" w:pos="6480"/>
+        </w:tabs>
+        <w:ind w:left="6480" w:hanging="360"/>
+      </w:pPr>
+      <w:rPr>
+        <w:rFonts w:ascii="Wingdings" w:hAnsi="Wingdings" w:hint="default"/>
+        <w:sz w:val="20"/>
+      </w:rPr>
+    </w:lvl>
+  </w:abstractNum>
+  <w:abstractNum w:abstractNumId="50" w15:restartNumberingAfterBreak="0">
     <w:nsid w:val="614C645C"/>
     <w:multiLevelType w:val="multilevel"/>
     <w:tmpl w:val="E3863604"/>
@@ -7281,7 +8993,7 @@
       </w:rPr>
     </w:lvl>
   </w:abstractNum>
-  <w:abstractNum w:abstractNumId="42" w15:restartNumberingAfterBreak="0">
+  <w:abstractNum w:abstractNumId="51" w15:restartNumberingAfterBreak="0">
     <w:nsid w:val="62DB3C6D"/>
     <w:multiLevelType w:val="multilevel"/>
     <w:tmpl w:val="A894A64C"/>
@@ -7430,7 +9142,7 @@
       </w:rPr>
     </w:lvl>
   </w:abstractNum>
-  <w:abstractNum w:abstractNumId="43" w15:restartNumberingAfterBreak="0">
+  <w:abstractNum w:abstractNumId="52" w15:restartNumberingAfterBreak="0">
     <w:nsid w:val="630C00EC"/>
     <w:multiLevelType w:val="multilevel"/>
     <w:tmpl w:val="0758F728"/>
@@ -7543,7 +9255,7 @@
       </w:pPr>
     </w:lvl>
   </w:abstractNum>
-  <w:abstractNum w:abstractNumId="44" w15:restartNumberingAfterBreak="0">
+  <w:abstractNum w:abstractNumId="53" w15:restartNumberingAfterBreak="0">
     <w:nsid w:val="651E0C71"/>
     <w:multiLevelType w:val="multilevel"/>
     <w:tmpl w:val="EF68314A"/>
@@ -7692,7 +9404,7 @@
       </w:rPr>
     </w:lvl>
   </w:abstractNum>
-  <w:abstractNum w:abstractNumId="45" w15:restartNumberingAfterBreak="0">
+  <w:abstractNum w:abstractNumId="54" w15:restartNumberingAfterBreak="0">
     <w:nsid w:val="657E68CA"/>
     <w:multiLevelType w:val="multilevel"/>
     <w:tmpl w:val="92A64F1A"/>
@@ -7841,7 +9553,7 @@
       </w:rPr>
     </w:lvl>
   </w:abstractNum>
-  <w:abstractNum w:abstractNumId="46" w15:restartNumberingAfterBreak="0">
+  <w:abstractNum w:abstractNumId="55" w15:restartNumberingAfterBreak="0">
     <w:nsid w:val="65B0606D"/>
     <w:multiLevelType w:val="multilevel"/>
     <w:tmpl w:val="DF929C9E"/>
@@ -7990,7 +9702,156 @@
       </w:rPr>
     </w:lvl>
   </w:abstractNum>
-  <w:abstractNum w:abstractNumId="47" w15:restartNumberingAfterBreak="0">
+  <w:abstractNum w:abstractNumId="56" w15:restartNumberingAfterBreak="0">
+    <w:nsid w:val="666749D4"/>
+    <w:multiLevelType w:val="multilevel"/>
+    <w:tmpl w:val="1224509C"/>
+    <w:lvl w:ilvl="0">
+      <w:start w:val="1"/>
+      <w:numFmt w:val="bullet"/>
+      <w:lvlText w:val=""/>
+      <w:lvlJc w:val="left"/>
+      <w:pPr>
+        <w:tabs>
+          <w:tab w:val="num" w:pos="720"/>
+        </w:tabs>
+        <w:ind w:left="720" w:hanging="360"/>
+      </w:pPr>
+      <w:rPr>
+        <w:rFonts w:ascii="Symbol" w:hAnsi="Symbol" w:hint="default"/>
+        <w:sz w:val="20"/>
+      </w:rPr>
+    </w:lvl>
+    <w:lvl w:ilvl="1" w:tentative="1">
+      <w:start w:val="1"/>
+      <w:numFmt w:val="bullet"/>
+      <w:lvlText w:val="o"/>
+      <w:lvlJc w:val="left"/>
+      <w:pPr>
+        <w:tabs>
+          <w:tab w:val="num" w:pos="1440"/>
+        </w:tabs>
+        <w:ind w:left="1440" w:hanging="360"/>
+      </w:pPr>
+      <w:rPr>
+        <w:rFonts w:ascii="Courier New" w:hAnsi="Courier New" w:hint="default"/>
+        <w:sz w:val="20"/>
+      </w:rPr>
+    </w:lvl>
+    <w:lvl w:ilvl="2" w:tentative="1">
+      <w:start w:val="1"/>
+      <w:numFmt w:val="bullet"/>
+      <w:lvlText w:val=""/>
+      <w:lvlJc w:val="left"/>
+      <w:pPr>
+        <w:tabs>
+          <w:tab w:val="num" w:pos="2160"/>
+        </w:tabs>
+        <w:ind w:left="2160" w:hanging="360"/>
+      </w:pPr>
+      <w:rPr>
+        <w:rFonts w:ascii="Wingdings" w:hAnsi="Wingdings" w:hint="default"/>
+        <w:sz w:val="20"/>
+      </w:rPr>
+    </w:lvl>
+    <w:lvl w:ilvl="3" w:tentative="1">
+      <w:start w:val="1"/>
+      <w:numFmt w:val="bullet"/>
+      <w:lvlText w:val=""/>
+      <w:lvlJc w:val="left"/>
+      <w:pPr>
+        <w:tabs>
+          <w:tab w:val="num" w:pos="2880"/>
+        </w:tabs>
+        <w:ind w:left="2880" w:hanging="360"/>
+      </w:pPr>
+      <w:rPr>
+        <w:rFonts w:ascii="Wingdings" w:hAnsi="Wingdings" w:hint="default"/>
+        <w:sz w:val="20"/>
+      </w:rPr>
+    </w:lvl>
+    <w:lvl w:ilvl="4" w:tentative="1">
+      <w:start w:val="1"/>
+      <w:numFmt w:val="bullet"/>
+      <w:lvlText w:val=""/>
+      <w:lvlJc w:val="left"/>
+      <w:pPr>
+        <w:tabs>
+          <w:tab w:val="num" w:pos="3600"/>
+        </w:tabs>
+        <w:ind w:left="3600" w:hanging="360"/>
+      </w:pPr>
+      <w:rPr>
+        <w:rFonts w:ascii="Wingdings" w:hAnsi="Wingdings" w:hint="default"/>
+        <w:sz w:val="20"/>
+      </w:rPr>
+    </w:lvl>
+    <w:lvl w:ilvl="5" w:tentative="1">
+      <w:start w:val="1"/>
+      <w:numFmt w:val="bullet"/>
+      <w:lvlText w:val=""/>
+      <w:lvlJc w:val="left"/>
+      <w:pPr>
+        <w:tabs>
+          <w:tab w:val="num" w:pos="4320"/>
+        </w:tabs>
+        <w:ind w:left="4320" w:hanging="360"/>
+      </w:pPr>
+      <w:rPr>
+        <w:rFonts w:ascii="Wingdings" w:hAnsi="Wingdings" w:hint="default"/>
+        <w:sz w:val="20"/>
+      </w:rPr>
+    </w:lvl>
+    <w:lvl w:ilvl="6" w:tentative="1">
+      <w:start w:val="1"/>
+      <w:numFmt w:val="bullet"/>
+      <w:lvlText w:val=""/>
+      <w:lvlJc w:val="left"/>
+      <w:pPr>
+        <w:tabs>
+          <w:tab w:val="num" w:pos="5040"/>
+        </w:tabs>
+        <w:ind w:left="5040" w:hanging="360"/>
+      </w:pPr>
+      <w:rPr>
+        <w:rFonts w:ascii="Wingdings" w:hAnsi="Wingdings" w:hint="default"/>
+        <w:sz w:val="20"/>
+      </w:rPr>
+    </w:lvl>
+    <w:lvl w:ilvl="7" w:tentative="1">
+      <w:start w:val="1"/>
+      <w:numFmt w:val="bullet"/>
+      <w:lvlText w:val=""/>
+      <w:lvlJc w:val="left"/>
+      <w:pPr>
+        <w:tabs>
+          <w:tab w:val="num" w:pos="5760"/>
+        </w:tabs>
+        <w:ind w:left="5760" w:hanging="360"/>
+      </w:pPr>
+      <w:rPr>
+        <w:rFonts w:ascii="Wingdings" w:hAnsi="Wingdings" w:hint="default"/>
+        <w:sz w:val="20"/>
+      </w:rPr>
+    </w:lvl>
+    <w:lvl w:ilvl="8" w:tentative="1">
+      <w:start w:val="1"/>
+      <w:numFmt w:val="bullet"/>
+      <w:lvlText w:val=""/>
+      <w:lvlJc w:val="left"/>
+      <w:pPr>
+        <w:tabs>
+          <w:tab w:val="num" w:pos="6480"/>
+        </w:tabs>
+        <w:ind w:left="6480" w:hanging="360"/>
+      </w:pPr>
+      <w:rPr>
+        <w:rFonts w:ascii="Wingdings" w:hAnsi="Wingdings" w:hint="default"/>
+        <w:sz w:val="20"/>
+      </w:rPr>
+    </w:lvl>
+  </w:abstractNum>
+  <w:abstractNum w:abstractNumId="57" w15:restartNumberingAfterBreak="0">
     <w:nsid w:val="68A13CA6"/>
     <w:multiLevelType w:val="multilevel"/>
     <w:tmpl w:val="CBA4EAE8"/>
@@ -8139,7 +10000,7 @@
       </w:rPr>
     </w:lvl>
   </w:abstractNum>
-  <w:abstractNum w:abstractNumId="48" w15:restartNumberingAfterBreak="0">
+  <w:abstractNum w:abstractNumId="58" w15:restartNumberingAfterBreak="0">
     <w:nsid w:val="6A2A19DC"/>
     <w:multiLevelType w:val="multilevel"/>
     <w:tmpl w:val="600C1C00"/>
@@ -8288,7 +10149,7 @@
       </w:rPr>
     </w:lvl>
   </w:abstractNum>
-  <w:abstractNum w:abstractNumId="49" w15:restartNumberingAfterBreak="0">
+  <w:abstractNum w:abstractNumId="59" w15:restartNumberingAfterBreak="0">
     <w:nsid w:val="6A493A9F"/>
     <w:multiLevelType w:val="multilevel"/>
     <w:tmpl w:val="468A7194"/>
@@ -8437,7 +10298,7 @@
       </w:rPr>
     </w:lvl>
   </w:abstractNum>
-  <w:abstractNum w:abstractNumId="50" w15:restartNumberingAfterBreak="0">
+  <w:abstractNum w:abstractNumId="60" w15:restartNumberingAfterBreak="0">
     <w:nsid w:val="6AC30C18"/>
     <w:multiLevelType w:val="multilevel"/>
     <w:tmpl w:val="6840FA56"/>
@@ -8586,7 +10447,7 @@
       </w:rPr>
     </w:lvl>
   </w:abstractNum>
-  <w:abstractNum w:abstractNumId="51" w15:restartNumberingAfterBreak="0">
+  <w:abstractNum w:abstractNumId="61" w15:restartNumberingAfterBreak="0">
     <w:nsid w:val="6AD5442C"/>
     <w:multiLevelType w:val="multilevel"/>
     <w:tmpl w:val="02C0D6DE"/>
@@ -8735,7 +10596,7 @@
       </w:rPr>
     </w:lvl>
   </w:abstractNum>
-  <w:abstractNum w:abstractNumId="52" w15:restartNumberingAfterBreak="0">
+  <w:abstractNum w:abstractNumId="62" w15:restartNumberingAfterBreak="0">
     <w:nsid w:val="6B880EFC"/>
     <w:multiLevelType w:val="multilevel"/>
     <w:tmpl w:val="1A06B762"/>
@@ -8884,7 +10745,7 @@
       </w:rPr>
     </w:lvl>
   </w:abstractNum>
-  <w:abstractNum w:abstractNumId="53" w15:restartNumberingAfterBreak="0">
+  <w:abstractNum w:abstractNumId="63" w15:restartNumberingAfterBreak="0">
     <w:nsid w:val="6D313856"/>
     <w:multiLevelType w:val="multilevel"/>
     <w:tmpl w:val="17BE48DE"/>
@@ -9033,7 +10894,156 @@
       </w:rPr>
     </w:lvl>
   </w:abstractNum>
-  <w:abstractNum w:abstractNumId="54" w15:restartNumberingAfterBreak="0">
+  <w:abstractNum w:abstractNumId="64" w15:restartNumberingAfterBreak="0">
+    <w:nsid w:val="6DE06B1E"/>
+    <w:multiLevelType w:val="multilevel"/>
+    <w:tmpl w:val="33F6C0AE"/>
+    <w:lvl w:ilvl="0">
+      <w:start w:val="1"/>
+      <w:numFmt w:val="bullet"/>
+      <w:lvlText w:val=""/>
+      <w:lvlJc w:val="left"/>
+      <w:pPr>
+        <w:tabs>
+          <w:tab w:val="num" w:pos="720"/>
+        </w:tabs>
+        <w:ind w:left="720" w:hanging="360"/>
+      </w:pPr>
+      <w:rPr>
+        <w:rFonts w:ascii="Symbol" w:hAnsi="Symbol" w:hint="default"/>
+        <w:sz w:val="20"/>
+      </w:rPr>
+    </w:lvl>
+    <w:lvl w:ilvl="1" w:tentative="1">
+      <w:start w:val="1"/>
+      <w:numFmt w:val="bullet"/>
+      <w:lvlText w:val="o"/>
+      <w:lvlJc w:val="left"/>
+      <w:pPr>
+        <w:tabs>
+          <w:tab w:val="num" w:pos="1440"/>
+        </w:tabs>
+        <w:ind w:left="1440" w:hanging="360"/>
+      </w:pPr>
+      <w:rPr>
+        <w:rFonts w:ascii="Courier New" w:hAnsi="Courier New" w:hint="default"/>
+        <w:sz w:val="20"/>
+      </w:rPr>
+    </w:lvl>
+    <w:lvl w:ilvl="2" w:tentative="1">
+      <w:start w:val="1"/>
+      <w:numFmt w:val="bullet"/>
+      <w:lvlText w:val=""/>
+      <w:lvlJc w:val="left"/>
+      <w:pPr>
+        <w:tabs>
+          <w:tab w:val="num" w:pos="2160"/>
+        </w:tabs>
+        <w:ind w:left="2160" w:hanging="360"/>
+      </w:pPr>
+      <w:rPr>
+        <w:rFonts w:ascii="Wingdings" w:hAnsi="Wingdings" w:hint="default"/>
+        <w:sz w:val="20"/>
+      </w:rPr>
+    </w:lvl>
+    <w:lvl w:ilvl="3" w:tentative="1">
+      <w:start w:val="1"/>
+      <w:numFmt w:val="bullet"/>
+      <w:lvlText w:val=""/>
+      <w:lvlJc w:val="left"/>
+      <w:pPr>
+        <w:tabs>
+          <w:tab w:val="num" w:pos="2880"/>
+        </w:tabs>
+        <w:ind w:left="2880" w:hanging="360"/>
+      </w:pPr>
+      <w:rPr>
+        <w:rFonts w:ascii="Wingdings" w:hAnsi="Wingdings" w:hint="default"/>
+        <w:sz w:val="20"/>
+      </w:rPr>
+    </w:lvl>
+    <w:lvl w:ilvl="4" w:tentative="1">
+      <w:start w:val="1"/>
+      <w:numFmt w:val="bullet"/>
+      <w:lvlText w:val=""/>
+      <w:lvlJc w:val="left"/>
+      <w:pPr>
+        <w:tabs>
+          <w:tab w:val="num" w:pos="3600"/>
+        </w:tabs>
+        <w:ind w:left="3600" w:hanging="360"/>
+      </w:pPr>
+      <w:rPr>
+        <w:rFonts w:ascii="Wingdings" w:hAnsi="Wingdings" w:hint="default"/>
+        <w:sz w:val="20"/>
+      </w:rPr>
+    </w:lvl>
+    <w:lvl w:ilvl="5" w:tentative="1">
+      <w:start w:val="1"/>
+      <w:numFmt w:val="bullet"/>
+      <w:lvlText w:val=""/>
+      <w:lvlJc w:val="left"/>
+      <w:pPr>
+        <w:tabs>
+          <w:tab w:val="num" w:pos="4320"/>
+        </w:tabs>
+        <w:ind w:left="4320" w:hanging="360"/>
+      </w:pPr>
+      <w:rPr>
+        <w:rFonts w:ascii="Wingdings" w:hAnsi="Wingdings" w:hint="default"/>
+        <w:sz w:val="20"/>
+      </w:rPr>
+    </w:lvl>
+    <w:lvl w:ilvl="6" w:tentative="1">
+      <w:start w:val="1"/>
+      <w:numFmt w:val="bullet"/>
+      <w:lvlText w:val=""/>
+      <w:lvlJc w:val="left"/>
+      <w:pPr>
+        <w:tabs>
+          <w:tab w:val="num" w:pos="5040"/>
+        </w:tabs>
+        <w:ind w:left="5040" w:hanging="360"/>
+      </w:pPr>
+      <w:rPr>
+        <w:rFonts w:ascii="Wingdings" w:hAnsi="Wingdings" w:hint="default"/>
+        <w:sz w:val="20"/>
+      </w:rPr>
+    </w:lvl>
+    <w:lvl w:ilvl="7" w:tentative="1">
+      <w:start w:val="1"/>
+      <w:numFmt w:val="bullet"/>
+      <w:lvlText w:val=""/>
+      <w:lvlJc w:val="left"/>
+      <w:pPr>
+        <w:tabs>
+          <w:tab w:val="num" w:pos="5760"/>
+        </w:tabs>
+        <w:ind w:left="5760" w:hanging="360"/>
+      </w:pPr>
+      <w:rPr>
+        <w:rFonts w:ascii="Wingdings" w:hAnsi="Wingdings" w:hint="default"/>
+        <w:sz w:val="20"/>
+      </w:rPr>
+    </w:lvl>
+    <w:lvl w:ilvl="8" w:tentative="1">
+      <w:start w:val="1"/>
+      <w:numFmt w:val="bullet"/>
+      <w:lvlText w:val=""/>
+      <w:lvlJc w:val="left"/>
+      <w:pPr>
+        <w:tabs>
+          <w:tab w:val="num" w:pos="6480"/>
+        </w:tabs>
+        <w:ind w:left="6480" w:hanging="360"/>
+      </w:pPr>
+      <w:rPr>
+        <w:rFonts w:ascii="Wingdings" w:hAnsi="Wingdings" w:hint="default"/>
+        <w:sz w:val="20"/>
+      </w:rPr>
+    </w:lvl>
+  </w:abstractNum>
+  <w:abstractNum w:abstractNumId="65" w15:restartNumberingAfterBreak="0">
     <w:nsid w:val="6E2261AB"/>
     <w:multiLevelType w:val="multilevel"/>
     <w:tmpl w:val="724E7330"/>
@@ -9182,7 +11192,7 @@
       </w:rPr>
     </w:lvl>
   </w:abstractNum>
-  <w:abstractNum w:abstractNumId="55" w15:restartNumberingAfterBreak="0">
+  <w:abstractNum w:abstractNumId="66" w15:restartNumberingAfterBreak="0">
     <w:nsid w:val="6F5B5243"/>
     <w:multiLevelType w:val="multilevel"/>
     <w:tmpl w:val="25EE8C04"/>
@@ -9331,7 +11341,7 @@
       </w:rPr>
     </w:lvl>
   </w:abstractNum>
-  <w:abstractNum w:abstractNumId="56" w15:restartNumberingAfterBreak="0">
+  <w:abstractNum w:abstractNumId="67" w15:restartNumberingAfterBreak="0">
     <w:nsid w:val="6FF90655"/>
     <w:multiLevelType w:val="multilevel"/>
     <w:tmpl w:val="4822972A"/>
@@ -9480,7 +11490,156 @@
       </w:rPr>
     </w:lvl>
   </w:abstractNum>
-  <w:abstractNum w:abstractNumId="57" w15:restartNumberingAfterBreak="0">
+  <w:abstractNum w:abstractNumId="68" w15:restartNumberingAfterBreak="0">
+    <w:nsid w:val="72003179"/>
+    <w:multiLevelType w:val="multilevel"/>
+    <w:tmpl w:val="5360E01E"/>
+    <w:lvl w:ilvl="0">
+      <w:start w:val="1"/>
+      <w:numFmt w:val="bullet"/>
+      <w:lvlText w:val=""/>
+      <w:lvlJc w:val="left"/>
+      <w:pPr>
+        <w:tabs>
+          <w:tab w:val="num" w:pos="720"/>
+        </w:tabs>
+        <w:ind w:left="720" w:hanging="360"/>
+      </w:pPr>
+      <w:rPr>
+        <w:rFonts w:ascii="Symbol" w:hAnsi="Symbol" w:hint="default"/>
+        <w:sz w:val="20"/>
+      </w:rPr>
+    </w:lvl>
+    <w:lvl w:ilvl="1" w:tentative="1">
+      <w:start w:val="1"/>
+      <w:numFmt w:val="bullet"/>
+      <w:lvlText w:val="o"/>
+      <w:lvlJc w:val="left"/>
+      <w:pPr>
+        <w:tabs>
+          <w:tab w:val="num" w:pos="1440"/>
+        </w:tabs>
+        <w:ind w:left="1440" w:hanging="360"/>
+      </w:pPr>
+      <w:rPr>
+        <w:rFonts w:ascii="Courier New" w:hAnsi="Courier New" w:hint="default"/>
+        <w:sz w:val="20"/>
+      </w:rPr>
+    </w:lvl>
+    <w:lvl w:ilvl="2" w:tentative="1">
+      <w:start w:val="1"/>
+      <w:numFmt w:val="bullet"/>
+      <w:lvlText w:val=""/>
+      <w:lvlJc w:val="left"/>
+      <w:pPr>
+        <w:tabs>
+          <w:tab w:val="num" w:pos="2160"/>
+        </w:tabs>
+        <w:ind w:left="2160" w:hanging="360"/>
+      </w:pPr>
+      <w:rPr>
+        <w:rFonts w:ascii="Wingdings" w:hAnsi="Wingdings" w:hint="default"/>
+        <w:sz w:val="20"/>
+      </w:rPr>
+    </w:lvl>
+    <w:lvl w:ilvl="3" w:tentative="1">
+      <w:start w:val="1"/>
+      <w:numFmt w:val="bullet"/>
+      <w:lvlText w:val=""/>
+      <w:lvlJc w:val="left"/>
+      <w:pPr>
+        <w:tabs>
+          <w:tab w:val="num" w:pos="2880"/>
+        </w:tabs>
+        <w:ind w:left="2880" w:hanging="360"/>
+      </w:pPr>
+      <w:rPr>
+        <w:rFonts w:ascii="Wingdings" w:hAnsi="Wingdings" w:hint="default"/>
+        <w:sz w:val="20"/>
+      </w:rPr>
+    </w:lvl>
+    <w:lvl w:ilvl="4" w:tentative="1">
+      <w:start w:val="1"/>
+      <w:numFmt w:val="bullet"/>
+      <w:lvlText w:val=""/>
+      <w:lvlJc w:val="left"/>
+      <w:pPr>
+        <w:tabs>
+          <w:tab w:val="num" w:pos="3600"/>
+        </w:tabs>
+        <w:ind w:left="3600" w:hanging="360"/>
+      </w:pPr>
+      <w:rPr>
+        <w:rFonts w:ascii="Wingdings" w:hAnsi="Wingdings" w:hint="default"/>
+        <w:sz w:val="20"/>
+      </w:rPr>
+    </w:lvl>
+    <w:lvl w:ilvl="5" w:tentative="1">
+      <w:start w:val="1"/>
+      <w:numFmt w:val="bullet"/>
+      <w:lvlText w:val=""/>
+      <w:lvlJc w:val="left"/>
+      <w:pPr>
+        <w:tabs>
+          <w:tab w:val="num" w:pos="4320"/>
+        </w:tabs>
+        <w:ind w:left="4320" w:hanging="360"/>
+      </w:pPr>
+      <w:rPr>
+        <w:rFonts w:ascii="Wingdings" w:hAnsi="Wingdings" w:hint="default"/>
+        <w:sz w:val="20"/>
+      </w:rPr>
+    </w:lvl>
+    <w:lvl w:ilvl="6" w:tentative="1">
+      <w:start w:val="1"/>
+      <w:numFmt w:val="bullet"/>
+      <w:lvlText w:val=""/>
+      <w:lvlJc w:val="left"/>
+      <w:pPr>
+        <w:tabs>
+          <w:tab w:val="num" w:pos="5040"/>
+        </w:tabs>
+        <w:ind w:left="5040" w:hanging="360"/>
+      </w:pPr>
+      <w:rPr>
+        <w:rFonts w:ascii="Wingdings" w:hAnsi="Wingdings" w:hint="default"/>
+        <w:sz w:val="20"/>
+      </w:rPr>
+    </w:lvl>
+    <w:lvl w:ilvl="7" w:tentative="1">
+      <w:start w:val="1"/>
+      <w:numFmt w:val="bullet"/>
+      <w:lvlText w:val=""/>
+      <w:lvlJc w:val="left"/>
+      <w:pPr>
+        <w:tabs>
+          <w:tab w:val="num" w:pos="5760"/>
+        </w:tabs>
+        <w:ind w:left="5760" w:hanging="360"/>
+      </w:pPr>
+      <w:rPr>
+        <w:rFonts w:ascii="Wingdings" w:hAnsi="Wingdings" w:hint="default"/>
+        <w:sz w:val="20"/>
+      </w:rPr>
+    </w:lvl>
+    <w:lvl w:ilvl="8" w:tentative="1">
+      <w:start w:val="1"/>
+      <w:numFmt w:val="bullet"/>
+      <w:lvlText w:val=""/>
+      <w:lvlJc w:val="left"/>
+      <w:pPr>
+        <w:tabs>
+          <w:tab w:val="num" w:pos="6480"/>
+        </w:tabs>
+        <w:ind w:left="6480" w:hanging="360"/>
+      </w:pPr>
+      <w:rPr>
+        <w:rFonts w:ascii="Wingdings" w:hAnsi="Wingdings" w:hint="default"/>
+        <w:sz w:val="20"/>
+      </w:rPr>
+    </w:lvl>
+  </w:abstractNum>
+  <w:abstractNum w:abstractNumId="69" w15:restartNumberingAfterBreak="0">
     <w:nsid w:val="737772ED"/>
     <w:multiLevelType w:val="multilevel"/>
     <w:tmpl w:val="9B4666F8"/>
@@ -9629,7 +11788,7 @@
       </w:rPr>
     </w:lvl>
   </w:abstractNum>
-  <w:abstractNum w:abstractNumId="58" w15:restartNumberingAfterBreak="0">
+  <w:abstractNum w:abstractNumId="70" w15:restartNumberingAfterBreak="0">
     <w:nsid w:val="74EF4AFE"/>
     <w:multiLevelType w:val="multilevel"/>
     <w:tmpl w:val="787ED936"/>
@@ -9778,7 +11937,7 @@
       </w:rPr>
     </w:lvl>
   </w:abstractNum>
-  <w:abstractNum w:abstractNumId="59" w15:restartNumberingAfterBreak="0">
+  <w:abstractNum w:abstractNumId="71" w15:restartNumberingAfterBreak="0">
     <w:nsid w:val="7592266C"/>
     <w:multiLevelType w:val="multilevel"/>
     <w:tmpl w:val="4C8E5178"/>
@@ -9927,7 +12086,7 @@
       </w:rPr>
     </w:lvl>
   </w:abstractNum>
-  <w:abstractNum w:abstractNumId="60" w15:restartNumberingAfterBreak="0">
+  <w:abstractNum w:abstractNumId="72" w15:restartNumberingAfterBreak="0">
     <w:nsid w:val="76E91CF2"/>
     <w:multiLevelType w:val="multilevel"/>
     <w:tmpl w:val="3B4432B8"/>
@@ -10076,7 +12235,7 @@
       </w:rPr>
     </w:lvl>
   </w:abstractNum>
-  <w:abstractNum w:abstractNumId="61" w15:restartNumberingAfterBreak="0">
+  <w:abstractNum w:abstractNumId="73" w15:restartNumberingAfterBreak="0">
     <w:nsid w:val="77BD6FAF"/>
     <w:multiLevelType w:val="multilevel"/>
     <w:tmpl w:val="D0FA7D0C"/>
@@ -10225,7 +12384,7 @@
       </w:rPr>
     </w:lvl>
   </w:abstractNum>
-  <w:abstractNum w:abstractNumId="62" w15:restartNumberingAfterBreak="0">
+  <w:abstractNum w:abstractNumId="74" w15:restartNumberingAfterBreak="0">
     <w:nsid w:val="78FF14EE"/>
     <w:multiLevelType w:val="multilevel"/>
     <w:tmpl w:val="5FB4F53A"/>
@@ -10374,7 +12533,7 @@
       </w:rPr>
     </w:lvl>
   </w:abstractNum>
-  <w:abstractNum w:abstractNumId="63" w15:restartNumberingAfterBreak="0">
+  <w:abstractNum w:abstractNumId="75" w15:restartNumberingAfterBreak="0">
     <w:nsid w:val="79A45A2A"/>
     <w:multiLevelType w:val="multilevel"/>
     <w:tmpl w:val="79D2143E"/>
@@ -10523,7 +12682,7 @@
       </w:rPr>
     </w:lvl>
   </w:abstractNum>
-  <w:abstractNum w:abstractNumId="64" w15:restartNumberingAfterBreak="0">
+  <w:abstractNum w:abstractNumId="76" w15:restartNumberingAfterBreak="0">
     <w:nsid w:val="7A0C7C45"/>
     <w:multiLevelType w:val="multilevel"/>
     <w:tmpl w:val="6B200F60"/>
@@ -10672,7 +12831,7 @@
       </w:rPr>
     </w:lvl>
   </w:abstractNum>
-  <w:abstractNum w:abstractNumId="65" w15:restartNumberingAfterBreak="0">
+  <w:abstractNum w:abstractNumId="77" w15:restartNumberingAfterBreak="0">
     <w:nsid w:val="7B291C59"/>
     <w:multiLevelType w:val="multilevel"/>
     <w:tmpl w:val="55BA3136"/>
@@ -10821,7 +12980,7 @@
       </w:rPr>
     </w:lvl>
   </w:abstractNum>
-  <w:abstractNum w:abstractNumId="66" w15:restartNumberingAfterBreak="0">
+  <w:abstractNum w:abstractNumId="78" w15:restartNumberingAfterBreak="0">
     <w:nsid w:val="7B3C021C"/>
     <w:multiLevelType w:val="multilevel"/>
     <w:tmpl w:val="52FE2B4C"/>
@@ -10970,7 +13129,7 @@
       </w:rPr>
     </w:lvl>
   </w:abstractNum>
-  <w:abstractNum w:abstractNumId="67" w15:restartNumberingAfterBreak="0">
+  <w:abstractNum w:abstractNumId="79" w15:restartNumberingAfterBreak="0">
     <w:nsid w:val="7CD84900"/>
     <w:multiLevelType w:val="multilevel"/>
     <w:tmpl w:val="6E82D74C"/>
@@ -11119,7 +13278,7 @@
       </w:rPr>
     </w:lvl>
   </w:abstractNum>
-  <w:abstractNum w:abstractNumId="68" w15:restartNumberingAfterBreak="0">
+  <w:abstractNum w:abstractNumId="80" w15:restartNumberingAfterBreak="0">
     <w:nsid w:val="7D75349D"/>
     <w:multiLevelType w:val="multilevel"/>
     <w:tmpl w:val="732255EA"/>
@@ -11269,220 +13428,256 @@
     </w:lvl>
   </w:abstractNum>
   <w:num w:numId="1" w16cid:durableId="887497839">
-    <w:abstractNumId w:val="8"/>
+    <w:abstractNumId w:val="9"/>
     <w:lvlOverride w:ilvl="0">
       <w:startOverride w:val="1"/>
     </w:lvlOverride>
   </w:num>
   <w:num w:numId="2" w16cid:durableId="507326935">
-    <w:abstractNumId w:val="43"/>
+    <w:abstractNumId w:val="52"/>
     <w:lvlOverride w:ilvl="0">
       <w:startOverride w:val="2"/>
     </w:lvlOverride>
   </w:num>
   <w:num w:numId="3" w16cid:durableId="1812212640">
-    <w:abstractNumId w:val="13"/>
+    <w:abstractNumId w:val="15"/>
     <w:lvlOverride w:ilvl="0">
       <w:startOverride w:val="3"/>
     </w:lvlOverride>
   </w:num>
   <w:num w:numId="4" w16cid:durableId="345713058">
+    <w:abstractNumId w:val="54"/>
+  </w:num>
+  <w:num w:numId="5" w16cid:durableId="1272933603">
+    <w:abstractNumId w:val="62"/>
+  </w:num>
+  <w:num w:numId="6" w16cid:durableId="56367757">
+    <w:abstractNumId w:val="11"/>
+  </w:num>
+  <w:num w:numId="7" w16cid:durableId="212205830">
+    <w:abstractNumId w:val="39"/>
+  </w:num>
+  <w:num w:numId="8" w16cid:durableId="1465344494">
+    <w:abstractNumId w:val="67"/>
+  </w:num>
+  <w:num w:numId="9" w16cid:durableId="1485196612">
+    <w:abstractNumId w:val="26"/>
+  </w:num>
+  <w:num w:numId="10" w16cid:durableId="1873568173">
+    <w:abstractNumId w:val="71"/>
+  </w:num>
+  <w:num w:numId="11" w16cid:durableId="1022827720">
+    <w:abstractNumId w:val="2"/>
+  </w:num>
+  <w:num w:numId="12" w16cid:durableId="1109083803">
+    <w:abstractNumId w:val="61"/>
+  </w:num>
+  <w:num w:numId="13" w16cid:durableId="729226833">
+    <w:abstractNumId w:val="51"/>
+  </w:num>
+  <w:num w:numId="14" w16cid:durableId="735006705">
+    <w:abstractNumId w:val="22"/>
+  </w:num>
+  <w:num w:numId="15" w16cid:durableId="1701666838">
+    <w:abstractNumId w:val="3"/>
+  </w:num>
+  <w:num w:numId="16" w16cid:durableId="1553618347">
+    <w:abstractNumId w:val="69"/>
+  </w:num>
+  <w:num w:numId="17" w16cid:durableId="288584723">
+    <w:abstractNumId w:val="40"/>
+  </w:num>
+  <w:num w:numId="18" w16cid:durableId="2119982135">
+    <w:abstractNumId w:val="47"/>
+  </w:num>
+  <w:num w:numId="19" w16cid:durableId="1969894231">
+    <w:abstractNumId w:val="75"/>
+  </w:num>
+  <w:num w:numId="20" w16cid:durableId="2112629205">
+    <w:abstractNumId w:val="38"/>
+  </w:num>
+  <w:num w:numId="21" w16cid:durableId="832262448">
+    <w:abstractNumId w:val="80"/>
+  </w:num>
+  <w:num w:numId="22" w16cid:durableId="206530007">
+    <w:abstractNumId w:val="72"/>
+  </w:num>
+  <w:num w:numId="23" w16cid:durableId="1173183666">
+    <w:abstractNumId w:val="19"/>
+  </w:num>
+  <w:num w:numId="24" w16cid:durableId="1695182099">
     <w:abstractNumId w:val="45"/>
   </w:num>
-  <w:num w:numId="5" w16cid:durableId="1272933603">
-    <w:abstractNumId w:val="52"/>
+  <w:num w:numId="25" w16cid:durableId="368845647">
+    <w:abstractNumId w:val="53"/>
   </w:num>
-  <w:num w:numId="6" w16cid:durableId="56367757">
-    <w:abstractNumId w:val="10"/>
-  </w:num>
-  <w:num w:numId="7" w16cid:durableId="212205830">
+  <w:num w:numId="26" w16cid:durableId="137500339">
     <w:abstractNumId w:val="33"/>
   </w:num>
-  <w:num w:numId="8" w16cid:durableId="1465344494">
-    <w:abstractNumId w:val="56"/>
-  </w:num>
-  <w:num w:numId="9" w16cid:durableId="1485196612">
-    <w:abstractNumId w:val="21"/>
-  </w:num>
-  <w:num w:numId="10" w16cid:durableId="1873568173">
-    <w:abstractNumId w:val="59"/>
-  </w:num>
-  <w:num w:numId="11" w16cid:durableId="1022827720">
-    <w:abstractNumId w:val="1"/>
-  </w:num>
-  <w:num w:numId="12" w16cid:durableId="1109083803">
-    <w:abstractNumId w:val="51"/>
-  </w:num>
-  <w:num w:numId="13" w16cid:durableId="729226833">
-    <w:abstractNumId w:val="42"/>
-  </w:num>
-  <w:num w:numId="14" w16cid:durableId="735006705">
-    <w:abstractNumId w:val="18"/>
-  </w:num>
-  <w:num w:numId="15" w16cid:durableId="1701666838">
-    <w:abstractNumId w:val="2"/>
-  </w:num>
-  <w:num w:numId="16" w16cid:durableId="1553618347">
-    <w:abstractNumId w:val="57"/>
-  </w:num>
-  <w:num w:numId="17" w16cid:durableId="288584723">
-    <w:abstractNumId w:val="34"/>
-  </w:num>
-  <w:num w:numId="18" w16cid:durableId="2119982135">
-    <w:abstractNumId w:val="39"/>
-  </w:num>
-  <w:num w:numId="19" w16cid:durableId="1969894231">
-    <w:abstractNumId w:val="63"/>
-  </w:num>
-  <w:num w:numId="20" w16cid:durableId="2112629205">
-    <w:abstractNumId w:val="32"/>
-  </w:num>
-  <w:num w:numId="21" w16cid:durableId="832262448">
-    <w:abstractNumId w:val="68"/>
-  </w:num>
-  <w:num w:numId="22" w16cid:durableId="206530007">
-    <w:abstractNumId w:val="60"/>
-  </w:num>
-  <w:num w:numId="23" w16cid:durableId="1173183666">
-    <w:abstractNumId w:val="15"/>
-  </w:num>
-  <w:num w:numId="24" w16cid:durableId="1695182099">
-    <w:abstractNumId w:val="38"/>
-  </w:num>
-  <w:num w:numId="25" w16cid:durableId="368845647">
-    <w:abstractNumId w:val="44"/>
-  </w:num>
-  <w:num w:numId="26" w16cid:durableId="137500339">
-    <w:abstractNumId w:val="27"/>
-  </w:num>
   <w:num w:numId="27" w16cid:durableId="411969337">
-    <w:abstractNumId w:val="67"/>
+    <w:abstractNumId w:val="79"/>
   </w:num>
   <w:num w:numId="28" w16cid:durableId="1421953461">
     <w:abstractNumId w:val="0"/>
   </w:num>
   <w:num w:numId="29" w16cid:durableId="2137213851">
-    <w:abstractNumId w:val="53"/>
+    <w:abstractNumId w:val="63"/>
   </w:num>
   <w:num w:numId="30" w16cid:durableId="1382943192">
+    <w:abstractNumId w:val="30"/>
+  </w:num>
+  <w:num w:numId="31" w16cid:durableId="1330256061">
+    <w:abstractNumId w:val="41"/>
+  </w:num>
+  <w:num w:numId="32" w16cid:durableId="1538811761">
+    <w:abstractNumId w:val="28"/>
+  </w:num>
+  <w:num w:numId="33" w16cid:durableId="877165162">
+    <w:abstractNumId w:val="23"/>
+  </w:num>
+  <w:num w:numId="34" w16cid:durableId="912861402">
+    <w:abstractNumId w:val="12"/>
+  </w:num>
+  <w:num w:numId="35" w16cid:durableId="905382117">
+    <w:abstractNumId w:val="74"/>
+  </w:num>
+  <w:num w:numId="36" w16cid:durableId="1434931497">
+    <w:abstractNumId w:val="70"/>
+  </w:num>
+  <w:num w:numId="37" w16cid:durableId="1091320717">
+    <w:abstractNumId w:val="58"/>
+  </w:num>
+  <w:num w:numId="38" w16cid:durableId="1736539923">
+    <w:abstractNumId w:val="48"/>
+  </w:num>
+  <w:num w:numId="39" w16cid:durableId="1200823000">
+    <w:abstractNumId w:val="32"/>
+  </w:num>
+  <w:num w:numId="40" w16cid:durableId="1861385854">
+    <w:abstractNumId w:val="5"/>
+  </w:num>
+  <w:num w:numId="41" w16cid:durableId="1199270922">
+    <w:abstractNumId w:val="78"/>
+  </w:num>
+  <w:num w:numId="42" w16cid:durableId="472606275">
+    <w:abstractNumId w:val="77"/>
+  </w:num>
+  <w:num w:numId="43" w16cid:durableId="37172048">
+    <w:abstractNumId w:val="66"/>
+  </w:num>
+  <w:num w:numId="44" w16cid:durableId="651451332">
+    <w:abstractNumId w:val="24"/>
+  </w:num>
+  <w:num w:numId="45" w16cid:durableId="1608850099">
+    <w:abstractNumId w:val="17"/>
+  </w:num>
+  <w:num w:numId="46" w16cid:durableId="1717657725">
+    <w:abstractNumId w:val="73"/>
+  </w:num>
+  <w:num w:numId="47" w16cid:durableId="632904876">
+    <w:abstractNumId w:val="60"/>
+  </w:num>
+  <w:num w:numId="48" w16cid:durableId="1260913252">
+    <w:abstractNumId w:val="4"/>
+  </w:num>
+  <w:num w:numId="49" w16cid:durableId="1009405818">
+    <w:abstractNumId w:val="57"/>
+  </w:num>
+  <w:num w:numId="50" w16cid:durableId="1915043710">
+    <w:abstractNumId w:val="37"/>
+  </w:num>
+  <w:num w:numId="51" w16cid:durableId="550658604">
+    <w:abstractNumId w:val="20"/>
+  </w:num>
+  <w:num w:numId="52" w16cid:durableId="659816986">
+    <w:abstractNumId w:val="7"/>
+  </w:num>
+  <w:num w:numId="53" w16cid:durableId="1630823141">
+    <w:abstractNumId w:val="35"/>
+  </w:num>
+  <w:num w:numId="54" w16cid:durableId="211893098">
+    <w:abstractNumId w:val="27"/>
+  </w:num>
+  <w:num w:numId="55" w16cid:durableId="785662191">
+    <w:abstractNumId w:val="6"/>
+  </w:num>
+  <w:num w:numId="56" w16cid:durableId="1379892699">
+    <w:abstractNumId w:val="43"/>
+  </w:num>
+  <w:num w:numId="57" w16cid:durableId="1832981880">
+    <w:abstractNumId w:val="10"/>
+  </w:num>
+  <w:num w:numId="58" w16cid:durableId="1112554677">
+    <w:abstractNumId w:val="50"/>
+  </w:num>
+  <w:num w:numId="59" w16cid:durableId="1512599074">
+    <w:abstractNumId w:val="29"/>
+  </w:num>
+  <w:num w:numId="60" w16cid:durableId="1290668945">
+    <w:abstractNumId w:val="65"/>
+  </w:num>
+  <w:num w:numId="61" w16cid:durableId="284695768">
+    <w:abstractNumId w:val="76"/>
+  </w:num>
+  <w:num w:numId="62" w16cid:durableId="1243376375">
+    <w:abstractNumId w:val="44"/>
+  </w:num>
+  <w:num w:numId="63" w16cid:durableId="1264535165">
+    <w:abstractNumId w:val="34"/>
+  </w:num>
+  <w:num w:numId="64" w16cid:durableId="1447432953">
+    <w:abstractNumId w:val="59"/>
+  </w:num>
+  <w:num w:numId="65" w16cid:durableId="744377593">
+    <w:abstractNumId w:val="8"/>
+  </w:num>
+  <w:num w:numId="66" w16cid:durableId="1726054313">
+    <w:abstractNumId w:val="21"/>
+  </w:num>
+  <w:num w:numId="67" w16cid:durableId="1731609329">
+    <w:abstractNumId w:val="36"/>
+  </w:num>
+  <w:num w:numId="68" w16cid:durableId="1618179653">
+    <w:abstractNumId w:val="55"/>
+  </w:num>
+  <w:num w:numId="69" w16cid:durableId="444345255">
+    <w:abstractNumId w:val="13"/>
+  </w:num>
+  <w:num w:numId="70" w16cid:durableId="1195968349">
+    <w:abstractNumId w:val="64"/>
+  </w:num>
+  <w:num w:numId="71" w16cid:durableId="770466628">
+    <w:abstractNumId w:val="14"/>
+  </w:num>
+  <w:num w:numId="72" w16cid:durableId="1345937456">
+    <w:abstractNumId w:val="68"/>
+  </w:num>
+  <w:num w:numId="73" w16cid:durableId="697970917">
+    <w:abstractNumId w:val="42"/>
+  </w:num>
+  <w:num w:numId="74" w16cid:durableId="1393966084">
+    <w:abstractNumId w:val="1"/>
+  </w:num>
+  <w:num w:numId="75" w16cid:durableId="1459060432">
     <w:abstractNumId w:val="25"/>
   </w:num>
-  <w:num w:numId="31" w16cid:durableId="1330256061">
-    <w:abstractNumId w:val="35"/>
-  </w:num>
-  <w:num w:numId="32" w16cid:durableId="1538811761">
-    <w:abstractNumId w:val="23"/>
-  </w:num>
-  <w:num w:numId="33" w16cid:durableId="877165162">
-    <w:abstractNumId w:val="19"/>
-  </w:num>
-  <w:num w:numId="34" w16cid:durableId="912861402">
-    <w:abstractNumId w:val="11"/>
-  </w:num>
-  <w:num w:numId="35" w16cid:durableId="905382117">
-    <w:abstractNumId w:val="62"/>
-  </w:num>
-  <w:num w:numId="36" w16cid:durableId="1434931497">
-    <w:abstractNumId w:val="58"/>
-  </w:num>
-  <w:num w:numId="37" w16cid:durableId="1091320717">
-    <w:abstractNumId w:val="48"/>
-  </w:num>
-  <w:num w:numId="38" w16cid:durableId="1736539923">
-    <w:abstractNumId w:val="40"/>
-  </w:num>
-  <w:num w:numId="39" w16cid:durableId="1200823000">
-    <w:abstractNumId w:val="26"/>
-  </w:num>
-  <w:num w:numId="40" w16cid:durableId="1861385854">
-    <w:abstractNumId w:val="4"/>
-  </w:num>
-  <w:num w:numId="41" w16cid:durableId="1199270922">
-    <w:abstractNumId w:val="66"/>
-  </w:num>
-  <w:num w:numId="42" w16cid:durableId="472606275">
-    <w:abstractNumId w:val="65"/>
-  </w:num>
-  <w:num w:numId="43" w16cid:durableId="37172048">
-    <w:abstractNumId w:val="55"/>
-  </w:num>
-  <w:num w:numId="44" w16cid:durableId="651451332">
-    <w:abstractNumId w:val="20"/>
-  </w:num>
-  <w:num w:numId="45" w16cid:durableId="1608850099">
-    <w:abstractNumId w:val="14"/>
-  </w:num>
-  <w:num w:numId="46" w16cid:durableId="1717657725">
-    <w:abstractNumId w:val="61"/>
-  </w:num>
-  <w:num w:numId="47" w16cid:durableId="632904876">
-    <w:abstractNumId w:val="50"/>
-  </w:num>
-  <w:num w:numId="48" w16cid:durableId="1260913252">
-    <w:abstractNumId w:val="3"/>
-  </w:num>
-  <w:num w:numId="49" w16cid:durableId="1009405818">
-    <w:abstractNumId w:val="47"/>
-  </w:num>
-  <w:num w:numId="50" w16cid:durableId="1915043710">
+  <w:num w:numId="76" w16cid:durableId="2039963321">
     <w:abstractNumId w:val="31"/>
   </w:num>
-  <w:num w:numId="51" w16cid:durableId="550658604">
+  <w:num w:numId="77" w16cid:durableId="1272665899">
+    <w:abstractNumId w:val="18"/>
+  </w:num>
+  <w:num w:numId="78" w16cid:durableId="1903565672">
+    <w:abstractNumId w:val="49"/>
+  </w:num>
+  <w:num w:numId="79" w16cid:durableId="589897885">
     <w:abstractNumId w:val="16"/>
   </w:num>
-  <w:num w:numId="52" w16cid:durableId="659816986">
-    <w:abstractNumId w:val="6"/>
+  <w:num w:numId="80" w16cid:durableId="2050252938">
+    <w:abstractNumId w:val="56"/>
   </w:num>
-  <w:num w:numId="53" w16cid:durableId="1630823141">
-    <w:abstractNumId w:val="29"/>
-  </w:num>
-  <w:num w:numId="54" w16cid:durableId="211893098">
-    <w:abstractNumId w:val="22"/>
-  </w:num>
-  <w:num w:numId="55" w16cid:durableId="785662191">
-    <w:abstractNumId w:val="5"/>
-  </w:num>
-  <w:num w:numId="56" w16cid:durableId="1379892699">
-    <w:abstractNumId w:val="36"/>
-  </w:num>
-  <w:num w:numId="57" w16cid:durableId="1832981880">
-    <w:abstractNumId w:val="9"/>
-  </w:num>
-  <w:num w:numId="58" w16cid:durableId="1112554677">
-    <w:abstractNumId w:val="41"/>
-  </w:num>
-  <w:num w:numId="59" w16cid:durableId="1512599074">
-    <w:abstractNumId w:val="24"/>
-  </w:num>
-  <w:num w:numId="60" w16cid:durableId="1290668945">
-    <w:abstractNumId w:val="54"/>
-  </w:num>
-  <w:num w:numId="61" w16cid:durableId="284695768">
-    <w:abstractNumId w:val="64"/>
-  </w:num>
-  <w:num w:numId="62" w16cid:durableId="1243376375">
-    <w:abstractNumId w:val="37"/>
-  </w:num>
-  <w:num w:numId="63" w16cid:durableId="1264535165">
-    <w:abstractNumId w:val="28"/>
-  </w:num>
-  <w:num w:numId="64" w16cid:durableId="1447432953">
-    <w:abstractNumId w:val="49"/>
-  </w:num>
-  <w:num w:numId="65" w16cid:durableId="744377593">
-    <w:abstractNumId w:val="7"/>
-  </w:num>
-  <w:num w:numId="66" w16cid:durableId="1726054313">
-    <w:abstractNumId w:val="17"/>
-  </w:num>
-  <w:num w:numId="67" w16cid:durableId="1731609329">
-    <w:abstractNumId w:val="30"/>
-  </w:num>
-  <w:num w:numId="68" w16cid:durableId="1618179653">
+  <w:num w:numId="81" w16cid:durableId="1950357338">
     <w:abstractNumId w:val="46"/>
-  </w:num>
-  <w:num w:numId="69" w16cid:durableId="444345255">
-    <w:abstractNumId w:val="12"/>
   </w:num>
 </w:numbering>
 </file>
